--- a/brAhmaNa/TB 2.1-2.4 Malayalam Corrections.docx
+++ b/brAhmaNa/TB 2.1-2.4 Malayalam Corrections.docx
@@ -22,20 +22,8 @@
           <w:szCs w:val="32"/>
           <w:u w:val="single"/>
         </w:rPr>
-        <w:t xml:space="preserve">TaittirIya BrAhmaNam TB 2.1 - </w:t>
-      </w:r>
-      <w:proofErr w:type="gramStart"/>
-      <w:r>
-        <w:rPr>
-          <w:b/>
-          <w:bCs/>
-          <w:sz w:val="32"/>
-          <w:szCs w:val="32"/>
-          <w:u w:val="single"/>
-        </w:rPr>
-        <w:t>2.4  Book</w:t>
-      </w:r>
-      <w:proofErr w:type="gramEnd"/>
+        <w:t>TaittirIya BrAhmaNam TB 2.1 - 2.4  Book</w:t>
+      </w:r>
       <w:r>
         <w:rPr>
           <w:b/>
@@ -105,9 +93,10 @@
           <w:bCs/>
           <w:sz w:val="32"/>
           <w:szCs w:val="32"/>
-          <w:u w:val="single"/>
-        </w:rPr>
-        <w:t>30th Nov 2025</w:t>
+          <w:highlight w:val="red"/>
+          <w:u w:val="single"/>
+        </w:rPr>
+        <w:t>?????</w:t>
       </w:r>
     </w:p>
     <w:p>
@@ -291,7 +280,7 @@
                 <w:szCs w:val="28"/>
                 <w:lang w:val="it-IT"/>
               </w:rPr>
-              <w:t>1.1.3</w:t>
+              <w:t>3.3.2</w:t>
             </w:r>
           </w:p>
           <w:p>
@@ -329,7 +318,7 @@
                 <w:szCs w:val="28"/>
                 <w:lang w:val="it-IT"/>
               </w:rPr>
-              <w:t>8</w:t>
+              <w:t>15</w:t>
             </w:r>
           </w:p>
           <w:p>
@@ -358,7 +347,7 @@
                 <w:szCs w:val="28"/>
                 <w:lang w:val="it-IT"/>
               </w:rPr>
-              <w:t>3</w:t>
+              <w:t>10</w:t>
             </w:r>
           </w:p>
         </w:tc>
@@ -382,24 +371,54 @@
                 <w:rFonts w:ascii="BRH Malayalam Extra" w:hAnsi="BRH Malayalam Extra" w:cs="BRH Malayalam Extra"/>
                 <w:sz w:val="40"/>
                 <w:szCs w:val="40"/>
-              </w:rPr>
-              <w:t>s</w:t>
-            </w:r>
-            <w:r>
-              <w:rPr>
-                <w:rFonts w:ascii="BRH Malayalam Extra" w:hAnsi="BRH Malayalam Extra" w:cs="BRH Malayalam Extra"/>
-                <w:sz w:val="34"/>
-                <w:szCs w:val="40"/>
-              </w:rPr>
-              <w:t>–</w:t>
-            </w:r>
-            <w:r>
-              <w:rPr>
-                <w:rFonts w:ascii="BRH Malayalam Extra" w:hAnsi="BRH Malayalam Extra" w:cs="BRH Malayalam Extra"/>
-                <w:sz w:val="40"/>
-                <w:szCs w:val="40"/>
-              </w:rPr>
-              <w:t>t P</w:t>
+                <w:lang w:val="it-IT"/>
+              </w:rPr>
+              <w:t>j G</w:t>
+            </w:r>
+            <w:r>
+              <w:rPr>
+                <w:rFonts w:ascii="BRH Malayalam Extra" w:hAnsi="BRH Malayalam Extra" w:cs="BRH Malayalam Extra"/>
+                <w:sz w:val="34"/>
+                <w:szCs w:val="40"/>
+                <w:lang w:val="it-IT"/>
+              </w:rPr>
+              <w:t>–</w:t>
+            </w:r>
+            <w:r>
+              <w:rPr>
+                <w:rFonts w:ascii="BRH Malayalam Extra" w:hAnsi="BRH Malayalam Extra" w:cs="BRH Malayalam Extra"/>
+                <w:sz w:val="40"/>
+                <w:szCs w:val="40"/>
+                <w:lang w:val="it-IT"/>
+              </w:rPr>
+              <w:t xml:space="preserve">pI </w:t>
+            </w:r>
+            <w:r>
+              <w:rPr>
+                <w:rFonts w:ascii="BRH Devanagari Extra" w:hAnsi="BRH Devanagari Extra" w:cs="BRH Malayalam Extra"/>
+                <w:sz w:val="32"/>
+                <w:szCs w:val="40"/>
+                <w:lang w:val="it-IT"/>
+              </w:rPr>
+              <w:t>Æ</w:t>
+            </w:r>
+            <w:r>
+              <w:rPr>
+                <w:rFonts w:ascii="BRH Malayalam Extra" w:hAnsi="BRH Malayalam Extra" w:cs="BRH Malayalam Extra"/>
+                <w:sz w:val="40"/>
+                <w:szCs w:val="40"/>
+                <w:lang w:val="it-IT"/>
+              </w:rPr>
+              <w:t>py</w:t>
+            </w:r>
+            <w:r>
+              <w:rPr>
+                <w:rFonts w:ascii="BRH Malayalam Extra" w:hAnsi="BRH Malayalam Extra" w:cs="BRH Malayalam Extra"/>
+                <w:sz w:val="34"/>
+                <w:szCs w:val="40"/>
+                <w:lang w:val="it-IT"/>
+              </w:rPr>
+              <w:t>–</w:t>
             </w:r>
             <w:r>
               <w:rPr>
@@ -407,16 +426,18 @@
                 <w:sz w:val="40"/>
                 <w:szCs w:val="40"/>
                 <w:highlight w:val="yellow"/>
-              </w:rPr>
-              <w:t>k</w:t>
-            </w:r>
-            <w:r>
-              <w:rPr>
-                <w:rFonts w:ascii="BRH Malayalam Extra" w:hAnsi="BRH Malayalam Extra" w:cs="BRH Malayalam Extra"/>
-                <w:sz w:val="40"/>
-                <w:szCs w:val="40"/>
-              </w:rPr>
-              <w:t>—Zy |</w:t>
+                <w:lang w:val="it-IT"/>
+              </w:rPr>
+              <w:t>b</w:t>
+            </w:r>
+            <w:r>
+              <w:rPr>
+                <w:rFonts w:ascii="BRH Malayalam Extra" w:hAnsi="BRH Malayalam Extra" w:cs="BRH Malayalam Extra"/>
+                <w:sz w:val="40"/>
+                <w:szCs w:val="40"/>
+                <w:lang w:val="it-IT"/>
+              </w:rPr>
+              <w:t>xËy P—</w:t>
             </w:r>
           </w:p>
         </w:tc>
@@ -439,24 +460,63 @@
                 <w:rFonts w:ascii="BRH Malayalam Extra" w:hAnsi="BRH Malayalam Extra" w:cs="BRH Malayalam Extra"/>
                 <w:sz w:val="40"/>
                 <w:szCs w:val="40"/>
-              </w:rPr>
-              <w:t>s</w:t>
-            </w:r>
-            <w:r>
-              <w:rPr>
-                <w:rFonts w:ascii="BRH Malayalam Extra" w:hAnsi="BRH Malayalam Extra" w:cs="BRH Malayalam Extra"/>
-                <w:sz w:val="34"/>
-                <w:szCs w:val="40"/>
-              </w:rPr>
-              <w:t>–</w:t>
-            </w:r>
-            <w:r>
-              <w:rPr>
-                <w:rFonts w:ascii="BRH Malayalam Extra" w:hAnsi="BRH Malayalam Extra" w:cs="BRH Malayalam Extra"/>
-                <w:sz w:val="40"/>
-                <w:szCs w:val="40"/>
-              </w:rPr>
-              <w:t xml:space="preserve">t </w:t>
+                <w:lang w:val="it-IT"/>
+              </w:rPr>
+              <w:t>j G</w:t>
+            </w:r>
+            <w:r>
+              <w:rPr>
+                <w:rFonts w:ascii="BRH Malayalam Extra" w:hAnsi="BRH Malayalam Extra" w:cs="BRH Malayalam Extra"/>
+                <w:sz w:val="34"/>
+                <w:szCs w:val="40"/>
+                <w:lang w:val="it-IT"/>
+              </w:rPr>
+              <w:t>–</w:t>
+            </w:r>
+            <w:r>
+              <w:rPr>
+                <w:rFonts w:ascii="BRH Malayalam Extra" w:hAnsi="BRH Malayalam Extra" w:cs="BRH Malayalam Extra"/>
+                <w:sz w:val="40"/>
+                <w:szCs w:val="40"/>
+                <w:lang w:val="it-IT"/>
+              </w:rPr>
+              <w:t xml:space="preserve">pI </w:t>
+            </w:r>
+            <w:r>
+              <w:rPr>
+                <w:rFonts w:ascii="BRH Devanagari Extra" w:hAnsi="BRH Devanagari Extra" w:cs="BRH Malayalam Extra"/>
+                <w:sz w:val="32"/>
+                <w:szCs w:val="40"/>
+                <w:lang w:val="it-IT"/>
+              </w:rPr>
+              <w:t>Æ</w:t>
+            </w:r>
+            <w:r>
+              <w:rPr>
+                <w:rFonts w:ascii="BRH Malayalam Extra" w:hAnsi="BRH Malayalam Extra" w:cs="BRH Malayalam Extra"/>
+                <w:sz w:val="40"/>
+                <w:szCs w:val="40"/>
+                <w:lang w:val="it-IT"/>
+              </w:rPr>
+              <w:t>py</w:t>
+            </w:r>
+            <w:r>
+              <w:rPr>
+                <w:rFonts w:ascii="BRH Malayalam Extra" w:hAnsi="BRH Malayalam Extra" w:cs="BRH Malayalam Extra"/>
+                <w:sz w:val="34"/>
+                <w:szCs w:val="40"/>
+                <w:lang w:val="it-IT"/>
+              </w:rPr>
+              <w:t>–</w:t>
+            </w:r>
+            <w:r>
+              <w:rPr>
+                <w:rFonts w:ascii="BRH Malayalam Extra" w:hAnsi="BRH Malayalam Extra" w:cs="BRH Malayalam Extra"/>
+                <w:sz w:val="40"/>
+                <w:szCs w:val="40"/>
+                <w:lang w:val="it-IT"/>
+              </w:rPr>
+              <w:t>b</w:t>
             </w:r>
             <w:r>
               <w:rPr>
@@ -464,415 +524,18 @@
                 <w:sz w:val="40"/>
                 <w:szCs w:val="40"/>
                 <w:highlight w:val="green"/>
-              </w:rPr>
-              <w:t>P</w:t>
-            </w:r>
-            <w:r>
-              <w:rPr>
-                <w:rFonts w:ascii="BRH Malayalam Extra" w:hAnsi="BRH Malayalam Extra" w:cs="BRH Malayalam Extra"/>
-                <w:sz w:val="40"/>
-                <w:szCs w:val="40"/>
-              </w:rPr>
-              <w:t>—kZy |</w:t>
-            </w:r>
-          </w:p>
-        </w:tc>
-      </w:tr>
-      <w:tr>
-        <w:trPr>
-          <w:trHeight w:val="929"/>
-        </w:trPr>
-        <w:tc>
-          <w:tcPr>
-            <w:tcW w:w="3168" w:type="dxa"/>
-          </w:tcPr>
-          <w:p>
-            <w:pPr>
-              <w:spacing w:before="0" w:line="240" w:lineRule="auto"/>
-              <w:rPr>
-                <w:b/>
-                <w:sz w:val="28"/>
-                <w:szCs w:val="28"/>
-                <w:lang w:val="it-IT"/>
-              </w:rPr>
-            </w:pPr>
-            <w:r>
-              <w:rPr>
-                <w:b/>
-                <w:sz w:val="28"/>
-                <w:szCs w:val="28"/>
-                <w:lang w:val="it-IT"/>
-              </w:rPr>
-              <w:t>TB 2.</w:t>
-            </w:r>
-            <w:r>
-              <w:rPr>
-                <w:b/>
-                <w:sz w:val="28"/>
-                <w:szCs w:val="28"/>
-                <w:lang w:val="it-IT"/>
-              </w:rPr>
-              <w:t>1.2.2</w:t>
-            </w:r>
-          </w:p>
-          <w:p>
-            <w:pPr>
-              <w:spacing w:before="0" w:line="240" w:lineRule="auto"/>
-              <w:rPr>
-                <w:b/>
-                <w:sz w:val="28"/>
-                <w:szCs w:val="28"/>
-                <w:lang w:val="it-IT"/>
-              </w:rPr>
-            </w:pPr>
-            <w:r>
-              <w:rPr>
-                <w:b/>
-                <w:sz w:val="28"/>
-                <w:szCs w:val="28"/>
-                <w:lang w:val="it-IT"/>
-              </w:rPr>
-              <w:t xml:space="preserve">Statement </w:t>
-            </w:r>
-            <w:r>
-              <w:rPr>
-                <w:b/>
-                <w:sz w:val="28"/>
-                <w:szCs w:val="28"/>
-                <w:lang w:val="it-IT"/>
-              </w:rPr>
-              <w:t xml:space="preserve">No. - </w:t>
-            </w:r>
-            <w:r>
-              <w:rPr>
-                <w:b/>
-                <w:sz w:val="28"/>
-                <w:szCs w:val="28"/>
-                <w:lang w:val="it-IT"/>
-              </w:rPr>
-              <w:t>7</w:t>
-            </w:r>
-          </w:p>
-          <w:p>
-            <w:pPr>
-              <w:spacing w:before="0" w:line="240" w:lineRule="auto"/>
-              <w:rPr>
-                <w:b/>
-                <w:sz w:val="28"/>
-                <w:szCs w:val="28"/>
-                <w:lang w:val="it-IT"/>
-              </w:rPr>
-            </w:pPr>
-            <w:r>
-              <w:rPr>
-                <w:b/>
-                <w:sz w:val="28"/>
-                <w:szCs w:val="28"/>
-                <w:lang w:val="it-IT"/>
-              </w:rPr>
-              <w:t xml:space="preserve">Dasini No - </w:t>
-            </w:r>
-            <w:r>
-              <w:rPr>
-                <w:b/>
-                <w:sz w:val="28"/>
-                <w:szCs w:val="28"/>
-                <w:lang w:val="it-IT"/>
-              </w:rPr>
-              <w:t>5</w:t>
-            </w:r>
-          </w:p>
-        </w:tc>
-        <w:tc>
-          <w:tcPr>
-            <w:tcW w:w="5387" w:type="dxa"/>
-          </w:tcPr>
-          <w:p>
-            <w:pPr>
-              <w:spacing w:before="0" w:line="240" w:lineRule="auto"/>
-              <w:rPr>
-                <w:rFonts w:ascii="BRH Devanagari Extra" w:hAnsi="BRH Devanagari Extra" w:cs="BRH Devanagari Extra"/>
-                <w:sz w:val="40"/>
-                <w:szCs w:val="40"/>
-                <w:highlight w:val="yellow"/>
-              </w:rPr>
-            </w:pPr>
-            <w:r>
-              <w:rPr>
-                <w:rFonts w:ascii="BRH Malayalam Extra" w:hAnsi="BRH Malayalam Extra" w:cs="BRH Malayalam Extra"/>
-                <w:sz w:val="40"/>
-                <w:szCs w:val="40"/>
-              </w:rPr>
-              <w:t>Zb§-põ—Py</w:t>
-            </w:r>
-            <w:r>
-              <w:rPr>
-                <w:rFonts w:ascii="BRH Malayalam Extra" w:hAnsi="BRH Malayalam Extra" w:cs="BRH Malayalam Extra"/>
-                <w:sz w:val="40"/>
-                <w:szCs w:val="40"/>
-                <w:highlight w:val="yellow"/>
-              </w:rPr>
-              <w:t>Ky</w:t>
-            </w:r>
-            <w:r>
-              <w:rPr>
-                <w:rFonts w:ascii="BRH Malayalam Extra" w:hAnsi="BRH Malayalam Extra" w:cs="BRH Malayalam Extra"/>
-                <w:sz w:val="34"/>
-                <w:szCs w:val="40"/>
-              </w:rPr>
-              <w:t>–</w:t>
-            </w:r>
-            <w:r>
-              <w:rPr>
-                <w:rFonts w:ascii="BRH Malayalam Extra" w:hAnsi="BRH Malayalam Extra" w:cs="BRH Malayalam Extra"/>
-                <w:sz w:val="40"/>
-                <w:szCs w:val="40"/>
-              </w:rPr>
-              <w:t>a§sZ§ |</w:t>
-            </w:r>
-          </w:p>
-        </w:tc>
-        <w:tc>
-          <w:tcPr>
-            <w:tcW w:w="5528" w:type="dxa"/>
-          </w:tcPr>
-          <w:p>
-            <w:pPr>
-              <w:spacing w:before="0" w:line="240" w:lineRule="auto"/>
-              <w:rPr>
-                <w:rFonts w:ascii="BRH Devanagari Extra" w:hAnsi="BRH Devanagari Extra" w:cs="BRH Devanagari Extra"/>
-                <w:sz w:val="40"/>
-                <w:szCs w:val="40"/>
-              </w:rPr>
-            </w:pPr>
-            <w:r>
-              <w:rPr>
-                <w:rFonts w:ascii="BRH Malayalam Extra" w:hAnsi="BRH Malayalam Extra" w:cs="BRH Malayalam Extra"/>
-                <w:sz w:val="40"/>
-                <w:szCs w:val="40"/>
-              </w:rPr>
-              <w:t>Zb§-põ—Py</w:t>
-            </w:r>
-            <w:r>
-              <w:rPr>
-                <w:rFonts w:ascii="BRH Malayalam Extra" w:hAnsi="BRH Malayalam Extra" w:cs="BRH Malayalam Extra"/>
-                <w:sz w:val="40"/>
-                <w:szCs w:val="40"/>
-                <w:highlight w:val="green"/>
-              </w:rPr>
-              <w:t>Ky</w:t>
-            </w:r>
-            <w:r>
-              <w:rPr>
-                <w:rFonts w:ascii="BRH Malayalam Extra" w:hAnsi="BRH Malayalam Extra" w:cs="BRH Malayalam Extra"/>
-                <w:sz w:val="40"/>
-                <w:szCs w:val="40"/>
-              </w:rPr>
-              <w:t>a§sZ§ |</w:t>
-            </w:r>
-          </w:p>
-        </w:tc>
-      </w:tr>
-      <w:tr>
-        <w:trPr>
-          <w:trHeight w:val="929"/>
-        </w:trPr>
-        <w:tc>
-          <w:tcPr>
-            <w:tcW w:w="3168" w:type="dxa"/>
-          </w:tcPr>
-          <w:p>
-            <w:pPr>
-              <w:spacing w:before="0" w:line="240" w:lineRule="auto"/>
-              <w:rPr>
-                <w:b/>
-                <w:sz w:val="28"/>
-                <w:szCs w:val="28"/>
-                <w:lang w:val="it-IT"/>
-              </w:rPr>
-            </w:pPr>
-            <w:r>
-              <w:rPr>
-                <w:b/>
-                <w:sz w:val="28"/>
-                <w:szCs w:val="28"/>
-                <w:lang w:val="it-IT"/>
-              </w:rPr>
-              <w:t>TB 2.</w:t>
-            </w:r>
-            <w:r>
-              <w:rPr>
-                <w:b/>
-                <w:sz w:val="28"/>
-                <w:szCs w:val="28"/>
-                <w:lang w:val="it-IT"/>
-              </w:rPr>
-              <w:t>3.2.4</w:t>
-            </w:r>
-          </w:p>
-          <w:p>
-            <w:pPr>
-              <w:spacing w:before="0" w:line="240" w:lineRule="auto"/>
-              <w:rPr>
-                <w:b/>
-                <w:sz w:val="28"/>
-                <w:szCs w:val="28"/>
-                <w:lang w:val="it-IT"/>
-              </w:rPr>
-            </w:pPr>
-            <w:r>
-              <w:rPr>
-                <w:b/>
-                <w:sz w:val="28"/>
-                <w:szCs w:val="28"/>
-                <w:lang w:val="it-IT"/>
-              </w:rPr>
-              <w:t xml:space="preserve">Statement </w:t>
-            </w:r>
-            <w:r>
-              <w:rPr>
-                <w:b/>
-                <w:sz w:val="28"/>
-                <w:szCs w:val="28"/>
-                <w:lang w:val="it-IT"/>
-              </w:rPr>
-              <w:t xml:space="preserve">No. - </w:t>
-            </w:r>
-            <w:r>
-              <w:rPr>
-                <w:b/>
-                <w:sz w:val="28"/>
-                <w:szCs w:val="28"/>
-                <w:lang w:val="it-IT"/>
-              </w:rPr>
-              <w:t>5</w:t>
-            </w:r>
-          </w:p>
-          <w:p>
-            <w:pPr>
-              <w:spacing w:before="0" w:line="240" w:lineRule="auto"/>
-              <w:rPr>
-                <w:b/>
-                <w:sz w:val="28"/>
-                <w:szCs w:val="28"/>
-                <w:lang w:val="it-IT"/>
-              </w:rPr>
-            </w:pPr>
-            <w:r>
-              <w:rPr>
-                <w:b/>
-                <w:sz w:val="28"/>
-                <w:szCs w:val="28"/>
-                <w:lang w:val="it-IT"/>
-              </w:rPr>
-              <w:t xml:space="preserve">Dasini No - </w:t>
-            </w:r>
-            <w:r>
-              <w:rPr>
-                <w:b/>
-                <w:sz w:val="28"/>
-                <w:szCs w:val="28"/>
-                <w:lang w:val="it-IT"/>
-              </w:rPr>
-              <w:t>7</w:t>
-            </w:r>
-          </w:p>
-        </w:tc>
-        <w:tc>
-          <w:tcPr>
-            <w:tcW w:w="5387" w:type="dxa"/>
-          </w:tcPr>
-          <w:p>
-            <w:pPr>
-              <w:spacing w:before="0" w:line="240" w:lineRule="auto"/>
-              <w:rPr>
-                <w:rFonts w:ascii="BRH Malayalam Extra" w:hAnsi="BRH Malayalam Extra" w:cs="BRH Malayalam Extra"/>
-                <w:sz w:val="40"/>
-                <w:szCs w:val="40"/>
-                <w:lang w:val="it-IT"/>
-              </w:rPr>
-            </w:pPr>
-            <w:r>
-              <w:rPr>
-                <w:rFonts w:ascii="BRH Malayalam Extra" w:hAnsi="BRH Malayalam Extra" w:cs="BRH Malayalam Extra"/>
-                <w:sz w:val="40"/>
-                <w:szCs w:val="40"/>
-                <w:highlight w:val="yellow"/>
-                <w:lang w:val="it-IT"/>
-              </w:rPr>
-              <w:t>py</w:t>
-            </w:r>
-            <w:r>
-              <w:rPr>
-                <w:rFonts w:ascii="BRH Malayalam Extra" w:hAnsi="BRH Malayalam Extra" w:cs="BRH Malayalam Extra"/>
-                <w:sz w:val="34"/>
-                <w:szCs w:val="40"/>
-                <w:highlight w:val="yellow"/>
-                <w:lang w:val="it-IT"/>
-              </w:rPr>
-              <w:t>–</w:t>
-            </w:r>
-            <w:r>
-              <w:rPr>
-                <w:rFonts w:ascii="BRH Malayalam Extra" w:hAnsi="BRH Malayalam Extra" w:cs="BRH Malayalam Extra"/>
-                <w:sz w:val="40"/>
-                <w:szCs w:val="40"/>
-                <w:lang w:val="it-IT"/>
-              </w:rPr>
-              <w:t>¥rêxk¥Æõxr—czks£RZ |</w:t>
-            </w:r>
-          </w:p>
-        </w:tc>
-        <w:tc>
-          <w:tcPr>
-            <w:tcW w:w="5528" w:type="dxa"/>
-          </w:tcPr>
-          <w:p>
-            <w:pPr>
-              <w:spacing w:before="0" w:line="240" w:lineRule="auto"/>
-              <w:rPr>
-                <w:rFonts w:ascii="BRH Malayalam Extra" w:hAnsi="BRH Malayalam Extra" w:cs="BRH Malayalam Extra"/>
-                <w:sz w:val="40"/>
-                <w:szCs w:val="40"/>
-                <w:lang w:val="it-IT"/>
-              </w:rPr>
-            </w:pPr>
-            <w:r>
-              <w:rPr>
-                <w:rFonts w:ascii="BRH Malayalam Extra" w:hAnsi="BRH Malayalam Extra" w:cs="BRH Malayalam Extra"/>
-                <w:sz w:val="40"/>
-                <w:szCs w:val="40"/>
-                <w:lang w:val="it-IT"/>
-              </w:rPr>
-              <w:t>py</w:t>
-            </w:r>
-            <w:r>
-              <w:rPr>
-                <w:rFonts w:ascii="BRH Malayalam Extra" w:hAnsi="BRH Malayalam Extra" w:cs="BRH Malayalam Extra"/>
-                <w:sz w:val="40"/>
-                <w:szCs w:val="40"/>
-                <w:highlight w:val="green"/>
-                <w:lang w:val="it-IT"/>
-              </w:rPr>
-              <w:t>¥rêx</w:t>
-            </w:r>
-            <w:r>
-              <w:rPr>
-                <w:rFonts w:ascii="BRH Malayalam Extra" w:hAnsi="BRH Malayalam Extra" w:cs="BRH Malayalam Extra"/>
-                <w:sz w:val="34"/>
-                <w:szCs w:val="40"/>
-                <w:lang w:val="it-IT"/>
-              </w:rPr>
-              <w:t>–</w:t>
-            </w:r>
-            <w:r>
-              <w:rPr>
-                <w:rFonts w:ascii="BRH Malayalam Extra" w:hAnsi="BRH Malayalam Extra" w:cs="BRH Malayalam Extra"/>
-                <w:sz w:val="40"/>
-                <w:szCs w:val="40"/>
-                <w:lang w:val="it-IT"/>
-              </w:rPr>
-              <w:t>k¥Æõxr—czks£RZ |</w:t>
+                <w:lang w:val="it-IT"/>
+              </w:rPr>
+              <w:t>ûx</w:t>
+            </w:r>
+            <w:r>
+              <w:rPr>
+                <w:rFonts w:ascii="BRH Malayalam Extra" w:hAnsi="BRH Malayalam Extra" w:cs="BRH Malayalam Extra"/>
+                <w:sz w:val="40"/>
+                <w:szCs w:val="40"/>
+                <w:lang w:val="it-IT"/>
+              </w:rPr>
+              <w:t>Ëy P</w:t>
             </w:r>
           </w:p>
         </w:tc>
@@ -905,17 +568,6 @@
           <w:lang w:val="it-IT"/>
         </w:rPr>
       </w:pPr>
-      <w:r>
-        <w:rPr>
-          <w:b/>
-          <w:bCs/>
-          <w:sz w:val="32"/>
-          <w:szCs w:val="32"/>
-          <w:u w:val="single"/>
-          <w:lang w:val="it-IT"/>
-        </w:rPr>
-        <w:t>===========</w:t>
-      </w:r>
     </w:p>
     <w:p>
       <w:pPr>
@@ -927,9 +579,28 @@
           <w:sz w:val="32"/>
           <w:szCs w:val="32"/>
           <w:u w:val="single"/>
-          <w:lang w:val="it-IT"/>
         </w:rPr>
       </w:pPr>
+      <w:r>
+        <w:rPr>
+          <w:b/>
+          <w:bCs/>
+          <w:sz w:val="32"/>
+          <w:szCs w:val="32"/>
+          <w:u w:val="single"/>
+        </w:rPr>
+        <w:t>TaittirIya BrAhmaNam TB 2.1 - 2.4  Book</w:t>
+      </w:r>
+      <w:r>
+        <w:rPr>
+          <w:b/>
+          <w:bCs/>
+          <w:sz w:val="32"/>
+          <w:szCs w:val="32"/>
+          <w:u w:val="single"/>
+        </w:rPr>
+        <w:t xml:space="preserve"> </w:t>
+      </w:r>
     </w:p>
     <w:p>
       <w:pPr>
@@ -941,115 +612,28 @@
           <w:sz w:val="32"/>
           <w:szCs w:val="32"/>
           <w:u w:val="single"/>
-          <w:lang w:val="it-IT"/>
         </w:rPr>
       </w:pPr>
-    </w:p>
-    <w:p>
-      <w:pPr>
-        <w:spacing w:before="0"/>
-        <w:jc w:val="center"/>
-        <w:rPr>
-          <w:b/>
-          <w:bCs/>
-          <w:sz w:val="32"/>
-          <w:szCs w:val="32"/>
-          <w:u w:val="single"/>
-          <w:lang w:val="it-IT"/>
-        </w:rPr>
-      </w:pPr>
-    </w:p>
-    <w:p>
-      <w:pPr>
-        <w:spacing w:before="0"/>
-        <w:jc w:val="center"/>
-        <w:rPr>
-          <w:b/>
-          <w:bCs/>
-          <w:sz w:val="32"/>
-          <w:szCs w:val="32"/>
-          <w:u w:val="single"/>
-          <w:lang w:val="it-IT"/>
-        </w:rPr>
-      </w:pPr>
-    </w:p>
-    <w:p>
-      <w:pPr>
-        <w:spacing w:before="0"/>
-        <w:jc w:val="center"/>
-        <w:rPr>
-          <w:b/>
-          <w:bCs/>
-          <w:sz w:val="32"/>
-          <w:szCs w:val="32"/>
-          <w:u w:val="single"/>
-          <w:lang w:val="it-IT"/>
-        </w:rPr>
-      </w:pPr>
-    </w:p>
-    <w:p>
-      <w:pPr>
-        <w:spacing w:before="0"/>
-        <w:jc w:val="center"/>
-        <w:rPr>
-          <w:b/>
-          <w:bCs/>
-          <w:sz w:val="32"/>
-          <w:szCs w:val="32"/>
-          <w:u w:val="single"/>
-          <w:lang w:val="it-IT"/>
-        </w:rPr>
-      </w:pPr>
-    </w:p>
-    <w:p>
-      <w:pPr>
-        <w:spacing w:before="0"/>
-        <w:jc w:val="center"/>
-        <w:rPr>
-          <w:b/>
-          <w:bCs/>
-          <w:sz w:val="32"/>
-          <w:szCs w:val="32"/>
-          <w:u w:val="single"/>
-          <w:lang w:val="it-IT"/>
-        </w:rPr>
-      </w:pPr>
-    </w:p>
-    <w:p>
-      <w:pPr>
-        <w:spacing w:before="0"/>
-        <w:jc w:val="center"/>
-        <w:rPr>
-          <w:b/>
-          <w:bCs/>
-          <w:sz w:val="32"/>
-          <w:szCs w:val="32"/>
-          <w:u w:val="single"/>
-        </w:rPr>
-      </w:pPr>
-      <w:r>
-        <w:rPr>
-          <w:b/>
-          <w:bCs/>
-          <w:sz w:val="32"/>
-          <w:szCs w:val="32"/>
-          <w:u w:val="single"/>
-        </w:rPr>
-        <w:lastRenderedPageBreak/>
-        <w:t xml:space="preserve">TaittirIya BrAhmaNam TB 2.1 - </w:t>
-      </w:r>
-      <w:proofErr w:type="gramStart"/>
-      <w:r>
-        <w:rPr>
-          <w:b/>
-          <w:bCs/>
-          <w:sz w:val="32"/>
-          <w:szCs w:val="32"/>
-          <w:u w:val="single"/>
-        </w:rPr>
-        <w:t>2.4  Book</w:t>
-      </w:r>
-      <w:proofErr w:type="gramEnd"/>
+      <w:r>
+        <w:rPr>
+          <w:b/>
+          <w:bCs/>
+          <w:sz w:val="32"/>
+          <w:szCs w:val="32"/>
+          <w:u w:val="single"/>
+        </w:rPr>
+        <w:t xml:space="preserve">Malayalam </w:t>
+      </w:r>
+      <w:r>
+        <w:rPr>
+          <w:b/>
+          <w:bCs/>
+          <w:sz w:val="32"/>
+          <w:szCs w:val="32"/>
+          <w:u w:val="single"/>
+        </w:rPr>
+        <w:t>Corrections –</w:t>
+      </w:r>
       <w:r>
         <w:rPr>
           <w:b/>
@@ -1060,49 +644,6 @@
         </w:rPr>
         <w:t xml:space="preserve"> </w:t>
       </w:r>
-    </w:p>
-    <w:p>
-      <w:pPr>
-        <w:spacing w:before="0"/>
-        <w:jc w:val="center"/>
-        <w:rPr>
-          <w:b/>
-          <w:bCs/>
-          <w:sz w:val="32"/>
-          <w:szCs w:val="32"/>
-          <w:u w:val="single"/>
-        </w:rPr>
-      </w:pPr>
-      <w:r>
-        <w:rPr>
-          <w:b/>
-          <w:bCs/>
-          <w:sz w:val="32"/>
-          <w:szCs w:val="32"/>
-          <w:u w:val="single"/>
-        </w:rPr>
-        <w:t xml:space="preserve">Malayalam </w:t>
-      </w:r>
-      <w:r>
-        <w:rPr>
-          <w:b/>
-          <w:bCs/>
-          <w:sz w:val="32"/>
-          <w:szCs w:val="32"/>
-          <w:u w:val="single"/>
-        </w:rPr>
-        <w:t>Corrections –</w:t>
-      </w:r>
-      <w:r>
-        <w:rPr>
-          <w:b/>
-          <w:bCs/>
-          <w:sz w:val="32"/>
-          <w:szCs w:val="32"/>
-          <w:u w:val="single"/>
-        </w:rPr>
-        <w:t xml:space="preserve"> </w:t>
-      </w:r>
       <w:r>
         <w:rPr>
           <w:b/>
@@ -1121,7 +662,7 @@
           <w:szCs w:val="32"/>
           <w:u w:val="single"/>
         </w:rPr>
-        <w:t>30th June 2024</w:t>
+        <w:t>30th Nov 2025</w:t>
       </w:r>
     </w:p>
     <w:p>
@@ -1177,16 +718,12 @@
               <w:spacing w:before="0" w:line="240" w:lineRule="auto"/>
               <w:jc w:val="center"/>
               <w:rPr>
-                <w:b/>
-                <w:bCs/>
                 <w:sz w:val="32"/>
                 <w:szCs w:val="32"/>
               </w:rPr>
             </w:pPr>
             <w:r>
               <w:rPr>
-                <w:b/>
-                <w:bCs/>
                 <w:sz w:val="32"/>
                 <w:szCs w:val="32"/>
               </w:rPr>
@@ -1198,16 +735,12 @@
               <w:spacing w:before="0" w:line="240" w:lineRule="auto"/>
               <w:jc w:val="center"/>
               <w:rPr>
-                <w:b/>
-                <w:bCs/>
                 <w:sz w:val="32"/>
                 <w:szCs w:val="32"/>
               </w:rPr>
             </w:pPr>
             <w:r>
               <w:rPr>
-                <w:b/>
-                <w:bCs/>
                 <w:sz w:val="32"/>
                 <w:szCs w:val="32"/>
               </w:rPr>
@@ -1224,16 +757,12 @@
               <w:spacing w:before="0" w:line="240" w:lineRule="auto"/>
               <w:jc w:val="center"/>
               <w:rPr>
-                <w:b/>
-                <w:bCs/>
                 <w:sz w:val="32"/>
                 <w:szCs w:val="32"/>
               </w:rPr>
             </w:pPr>
             <w:r>
               <w:rPr>
-                <w:b/>
-                <w:bCs/>
                 <w:sz w:val="32"/>
                 <w:szCs w:val="32"/>
               </w:rPr>
@@ -1251,16 +780,12 @@
               <w:ind w:right="-18"/>
               <w:jc w:val="center"/>
               <w:rPr>
-                <w:b/>
-                <w:bCs/>
                 <w:sz w:val="32"/>
                 <w:szCs w:val="32"/>
               </w:rPr>
             </w:pPr>
             <w:r>
               <w:rPr>
-                <w:b/>
-                <w:bCs/>
                 <w:sz w:val="32"/>
                 <w:szCs w:val="32"/>
               </w:rPr>
@@ -1273,16 +798,12 @@
               <w:ind w:right="-18"/>
               <w:jc w:val="center"/>
               <w:rPr>
-                <w:b/>
-                <w:bCs/>
                 <w:sz w:val="32"/>
                 <w:szCs w:val="32"/>
               </w:rPr>
             </w:pPr>
             <w:r>
               <w:rPr>
-                <w:b/>
-                <w:bCs/>
                 <w:sz w:val="32"/>
                 <w:szCs w:val="32"/>
               </w:rPr>
@@ -1309,7 +830,6 @@
                 <w:lang w:val="it-IT"/>
               </w:rPr>
             </w:pPr>
-            <w:bookmarkStart w:id="0" w:name="_Hlk171185973"/>
             <w:r>
               <w:rPr>
                 <w:b/>
@@ -1326,7 +846,7 @@
                 <w:szCs w:val="28"/>
                 <w:lang w:val="it-IT"/>
               </w:rPr>
-              <w:t>1.2.4</w:t>
+              <w:t>1.1.3</w:t>
             </w:r>
           </w:p>
           <w:p>
@@ -1364,7 +884,7 @@
                 <w:szCs w:val="28"/>
                 <w:lang w:val="it-IT"/>
               </w:rPr>
-              <w:t>6</w:t>
+              <w:t>8</w:t>
             </w:r>
           </w:p>
           <w:p>
@@ -1393,7 +913,7 @@
                 <w:szCs w:val="28"/>
                 <w:lang w:val="it-IT"/>
               </w:rPr>
-              <w:t>7</w:t>
+              <w:t>3</w:t>
             </w:r>
           </w:p>
         </w:tc>
@@ -1408,40 +928,50 @@
                 <w:rFonts w:ascii="BRH Malayalam Extra" w:hAnsi="BRH Malayalam Extra" w:cs="BRH Malayalam Extra"/>
                 <w:sz w:val="40"/>
                 <w:szCs w:val="40"/>
-              </w:rPr>
-            </w:pPr>
-            <w:r>
-              <w:rPr>
-                <w:rFonts w:ascii="BRH Malayalam Extra" w:hAnsi="BRH Malayalam Extra" w:cs="BRH Malayalam Extra"/>
-                <w:sz w:val="40"/>
-                <w:szCs w:val="40"/>
-              </w:rPr>
-              <w:t xml:space="preserve">s </w:t>
-            </w:r>
-            <w:r>
-              <w:rPr>
-                <w:rFonts w:ascii="BRH Malayalam Extra" w:hAnsi="BRH Malayalam Extra" w:cs="BRH Malayalam Extra"/>
-                <w:sz w:val="40"/>
-                <w:szCs w:val="40"/>
                 <w:highlight w:val="yellow"/>
-              </w:rPr>
-              <w:t>Mx</w:t>
-            </w:r>
-            <w:r>
-              <w:rPr>
-                <w:rFonts w:ascii="BRH Malayalam Extra" w:hAnsi="BRH Malayalam Extra" w:cs="BRH Malayalam Extra"/>
-                <w:sz w:val="40"/>
-                <w:szCs w:val="40"/>
-              </w:rPr>
-              <w:t>—is£RZ</w:t>
-            </w:r>
-            <w:r>
-              <w:rPr>
-                <w:rFonts w:ascii="BRH Malayalam Extra" w:hAnsi="BRH Malayalam Extra" w:cs="BRH Malayalam Extra"/>
-                <w:sz w:val="40"/>
-                <w:szCs w:val="40"/>
-              </w:rPr>
-              <w:t xml:space="preserve"> |</w:t>
+                <w:lang w:val="it-IT"/>
+              </w:rPr>
+            </w:pPr>
+            <w:r>
+              <w:rPr>
+                <w:rFonts w:ascii="BRH Malayalam Extra" w:hAnsi="BRH Malayalam Extra" w:cs="BRH Malayalam Extra"/>
+                <w:sz w:val="40"/>
+                <w:szCs w:val="40"/>
+              </w:rPr>
+              <w:t>s</w:t>
+            </w:r>
+            <w:r>
+              <w:rPr>
+                <w:rFonts w:ascii="BRH Malayalam Extra" w:hAnsi="BRH Malayalam Extra" w:cs="BRH Malayalam Extra"/>
+                <w:sz w:val="34"/>
+                <w:szCs w:val="40"/>
+              </w:rPr>
+              <w:t>–</w:t>
+            </w:r>
+            <w:r>
+              <w:rPr>
+                <w:rFonts w:ascii="BRH Malayalam Extra" w:hAnsi="BRH Malayalam Extra" w:cs="BRH Malayalam Extra"/>
+                <w:sz w:val="40"/>
+                <w:szCs w:val="40"/>
+              </w:rPr>
+              <w:t>t P</w:t>
+            </w:r>
+            <w:r>
+              <w:rPr>
+                <w:rFonts w:ascii="BRH Malayalam Extra" w:hAnsi="BRH Malayalam Extra" w:cs="BRH Malayalam Extra"/>
+                <w:sz w:val="40"/>
+                <w:szCs w:val="40"/>
+                <w:highlight w:val="yellow"/>
+              </w:rPr>
+              <w:t>k</w:t>
+            </w:r>
+            <w:r>
+              <w:rPr>
+                <w:rFonts w:ascii="BRH Malayalam Extra" w:hAnsi="BRH Malayalam Extra" w:cs="BRH Malayalam Extra"/>
+                <w:sz w:val="40"/>
+                <w:szCs w:val="40"/>
+              </w:rPr>
+              <w:t>—Zy |</w:t>
             </w:r>
           </w:p>
         </w:tc>
@@ -1456,15 +986,32 @@
                 <w:rFonts w:ascii="BRH Malayalam Extra" w:hAnsi="BRH Malayalam Extra" w:cs="BRH Malayalam Extra"/>
                 <w:sz w:val="40"/>
                 <w:szCs w:val="40"/>
-              </w:rPr>
-            </w:pPr>
-            <w:r>
-              <w:rPr>
-                <w:rFonts w:ascii="BRH Malayalam Extra" w:hAnsi="BRH Malayalam Extra" w:cs="BRH Malayalam Extra"/>
-                <w:sz w:val="40"/>
-                <w:szCs w:val="40"/>
-              </w:rPr>
-              <w:t xml:space="preserve">s </w:t>
+                <w:lang w:val="it-IT"/>
+              </w:rPr>
+            </w:pPr>
+            <w:r>
+              <w:rPr>
+                <w:rFonts w:ascii="BRH Malayalam Extra" w:hAnsi="BRH Malayalam Extra" w:cs="BRH Malayalam Extra"/>
+                <w:sz w:val="40"/>
+                <w:szCs w:val="40"/>
+              </w:rPr>
+              <w:t>s</w:t>
+            </w:r>
+            <w:r>
+              <w:rPr>
+                <w:rFonts w:ascii="BRH Malayalam Extra" w:hAnsi="BRH Malayalam Extra" w:cs="BRH Malayalam Extra"/>
+                <w:sz w:val="34"/>
+                <w:szCs w:val="40"/>
+              </w:rPr>
+              <w:t>–</w:t>
+            </w:r>
+            <w:r>
+              <w:rPr>
+                <w:rFonts w:ascii="BRH Malayalam Extra" w:hAnsi="BRH Malayalam Extra" w:cs="BRH Malayalam Extra"/>
+                <w:sz w:val="40"/>
+                <w:szCs w:val="40"/>
+              </w:rPr>
+              <w:t xml:space="preserve">t </w:t>
             </w:r>
             <w:r>
               <w:rPr>
@@ -1473,329 +1020,15 @@
                 <w:szCs w:val="40"/>
                 <w:highlight w:val="green"/>
               </w:rPr>
-              <w:t>Mxi—</w:t>
-            </w:r>
-            <w:r>
-              <w:rPr>
-                <w:rFonts w:ascii="BRH Malayalam Extra" w:hAnsi="BRH Malayalam Extra" w:cs="BRH Malayalam Extra"/>
-                <w:sz w:val="40"/>
-                <w:szCs w:val="40"/>
-              </w:rPr>
-              <w:t>s£RZ</w:t>
-            </w:r>
-            <w:r>
-              <w:rPr>
-                <w:rFonts w:ascii="BRH Malayalam Extra" w:hAnsi="BRH Malayalam Extra" w:cs="BRH Malayalam Extra"/>
-                <w:sz w:val="40"/>
-                <w:szCs w:val="40"/>
-              </w:rPr>
-              <w:t xml:space="preserve"> |</w:t>
-            </w:r>
-          </w:p>
-        </w:tc>
-      </w:tr>
-      <w:bookmarkEnd w:id="0"/>
-      <w:tr>
-        <w:trPr>
-          <w:trHeight w:val="929"/>
-        </w:trPr>
-        <w:tc>
-          <w:tcPr>
-            <w:tcW w:w="3168" w:type="dxa"/>
-          </w:tcPr>
-          <w:p>
-            <w:pPr>
-              <w:spacing w:before="0" w:line="240" w:lineRule="auto"/>
-              <w:rPr>
-                <w:b/>
-                <w:sz w:val="28"/>
-                <w:szCs w:val="28"/>
-                <w:lang w:val="it-IT"/>
-              </w:rPr>
-            </w:pPr>
-            <w:r>
-              <w:rPr>
-                <w:b/>
-                <w:sz w:val="28"/>
-                <w:szCs w:val="28"/>
-                <w:lang w:val="it-IT"/>
-              </w:rPr>
-              <w:t>TB 2.</w:t>
-            </w:r>
-            <w:r>
-              <w:rPr>
-                <w:b/>
-                <w:sz w:val="28"/>
-                <w:szCs w:val="28"/>
-                <w:lang w:val="it-IT"/>
-              </w:rPr>
-              <w:t>1.5.1</w:t>
-            </w:r>
-          </w:p>
-          <w:p>
-            <w:pPr>
-              <w:spacing w:before="0" w:line="240" w:lineRule="auto"/>
-              <w:rPr>
-                <w:b/>
-                <w:sz w:val="28"/>
-                <w:szCs w:val="28"/>
-                <w:lang w:val="it-IT"/>
-              </w:rPr>
-            </w:pPr>
-            <w:r>
-              <w:rPr>
-                <w:b/>
-                <w:sz w:val="28"/>
-                <w:szCs w:val="28"/>
-                <w:lang w:val="it-IT"/>
-              </w:rPr>
-              <w:t xml:space="preserve">Statement </w:t>
-            </w:r>
-            <w:r>
-              <w:rPr>
-                <w:b/>
-                <w:sz w:val="28"/>
-                <w:szCs w:val="28"/>
-                <w:lang w:val="it-IT"/>
-              </w:rPr>
-              <w:t xml:space="preserve">No. - </w:t>
-            </w:r>
-            <w:r>
-              <w:rPr>
-                <w:b/>
-                <w:sz w:val="28"/>
-                <w:szCs w:val="28"/>
-                <w:lang w:val="it-IT"/>
-              </w:rPr>
-              <w:t>5</w:t>
-            </w:r>
-          </w:p>
-          <w:p>
-            <w:pPr>
-              <w:spacing w:before="0" w:line="240" w:lineRule="auto"/>
-              <w:rPr>
-                <w:b/>
-                <w:sz w:val="28"/>
-                <w:szCs w:val="28"/>
-              </w:rPr>
-            </w:pPr>
-            <w:r>
-              <w:rPr>
-                <w:b/>
-                <w:sz w:val="28"/>
-                <w:szCs w:val="28"/>
-                <w:lang w:val="it-IT"/>
-              </w:rPr>
-              <w:t xml:space="preserve">Dasini No - </w:t>
-            </w:r>
-            <w:r>
-              <w:rPr>
-                <w:b/>
-                <w:sz w:val="28"/>
-                <w:szCs w:val="28"/>
-                <w:lang w:val="it-IT"/>
-              </w:rPr>
-              <w:t>34</w:t>
-            </w:r>
-          </w:p>
-        </w:tc>
-        <w:tc>
-          <w:tcPr>
-            <w:tcW w:w="5387" w:type="dxa"/>
-          </w:tcPr>
-          <w:p>
-            <w:pPr>
-              <w:spacing w:before="0" w:line="240" w:lineRule="auto"/>
-              <w:rPr>
-                <w:rFonts w:ascii="BRH Malayalam Extra" w:hAnsi="BRH Malayalam Extra" w:cs="BRH Malayalam Extra"/>
-                <w:sz w:val="40"/>
-                <w:szCs w:val="40"/>
-              </w:rPr>
-            </w:pPr>
-            <w:r>
-              <w:rPr>
-                <w:rFonts w:ascii="BRH Malayalam Extra" w:hAnsi="BRH Malayalam Extra" w:cs="BRH Malayalam Extra"/>
-                <w:sz w:val="40"/>
-                <w:szCs w:val="40"/>
-              </w:rPr>
-              <w:t>A</w:t>
-            </w:r>
-            <w:r>
-              <w:rPr>
-                <w:rFonts w:ascii="BRH Malayalam Extra" w:hAnsi="BRH Malayalam Extra" w:cs="BRH Malayalam Extra"/>
-                <w:sz w:val="34"/>
-                <w:szCs w:val="40"/>
-              </w:rPr>
-              <w:t>–</w:t>
-            </w:r>
-            <w:r>
-              <w:rPr>
-                <w:rFonts w:ascii="BRH Malayalam Extra" w:hAnsi="BRH Malayalam Extra" w:cs="BRH Malayalam Extra"/>
-                <w:sz w:val="40"/>
-                <w:szCs w:val="40"/>
-              </w:rPr>
-              <w:t>²y</w:t>
-            </w:r>
-            <w:r>
-              <w:rPr>
-                <w:rFonts w:ascii="BRH Malayalam Extra" w:hAnsi="BRH Malayalam Extra" w:cs="BRH Malayalam Extra"/>
-                <w:sz w:val="34"/>
-                <w:szCs w:val="40"/>
-              </w:rPr>
-              <w:t>–</w:t>
-            </w:r>
-            <w:r>
-              <w:rPr>
-                <w:rFonts w:ascii="BRH Malayalam Extra" w:hAnsi="BRH Malayalam Extra" w:cs="BRH Malayalam Extra"/>
-                <w:sz w:val="40"/>
-                <w:szCs w:val="40"/>
-              </w:rPr>
-              <w:t>¥tx</w:t>
-            </w:r>
-            <w:r>
-              <w:rPr>
-                <w:rFonts w:ascii="BRH Malayalam Extra" w:hAnsi="BRH Malayalam Extra" w:cs="BRH Malayalam Extra"/>
-                <w:sz w:val="34"/>
-                <w:szCs w:val="40"/>
-              </w:rPr>
-              <w:t>–</w:t>
-            </w:r>
-            <w:r>
-              <w:rPr>
-                <w:rFonts w:ascii="BRH Malayalam Extra" w:hAnsi="BRH Malayalam Extra" w:cs="BRH Malayalam Extra"/>
-                <w:sz w:val="40"/>
-                <w:szCs w:val="40"/>
-              </w:rPr>
-              <w:t xml:space="preserve">öZI </w:t>
-            </w:r>
-            <w:r>
-              <w:rPr>
-                <w:rFonts w:ascii="BRH Devanagari Extra" w:hAnsi="BRH Devanagari Extra" w:cs="BRH Malayalam Extra"/>
-                <w:sz w:val="32"/>
-                <w:szCs w:val="40"/>
-              </w:rPr>
-              <w:t>Æ</w:t>
-            </w:r>
-            <w:r>
-              <w:rPr>
-                <w:rFonts w:ascii="BRH Malayalam Extra" w:hAnsi="BRH Malayalam Extra" w:cs="BRH Malayalam Extra"/>
-                <w:sz w:val="40"/>
-                <w:szCs w:val="40"/>
-                <w:highlight w:val="yellow"/>
-              </w:rPr>
-              <w:t>j</w:t>
-            </w:r>
-            <w:r>
-              <w:rPr>
-                <w:rFonts w:ascii="BRH Malayalam Extra" w:hAnsi="BRH Malayalam Extra" w:cs="BRH Malayalam Extra"/>
-                <w:sz w:val="40"/>
-                <w:szCs w:val="40"/>
-              </w:rPr>
-              <w:t>¹xdx˜I ||</w:t>
-            </w:r>
-          </w:p>
-        </w:tc>
-        <w:tc>
-          <w:tcPr>
-            <w:tcW w:w="5528" w:type="dxa"/>
-          </w:tcPr>
-          <w:p>
-            <w:pPr>
-              <w:spacing w:before="0" w:line="240" w:lineRule="auto"/>
-              <w:rPr>
-                <w:rFonts w:ascii="BRH Malayalam Extra" w:hAnsi="BRH Malayalam Extra" w:cs="BRH Malayalam Extra"/>
-                <w:sz w:val="40"/>
-                <w:szCs w:val="40"/>
-              </w:rPr>
-            </w:pPr>
-            <w:r>
-              <w:rPr>
-                <w:rFonts w:ascii="BRH Malayalam Extra" w:hAnsi="BRH Malayalam Extra" w:cs="BRH Malayalam Extra"/>
-                <w:sz w:val="40"/>
-                <w:szCs w:val="40"/>
-              </w:rPr>
-              <w:t>A</w:t>
-            </w:r>
-            <w:r>
-              <w:rPr>
-                <w:rFonts w:ascii="BRH Malayalam Extra" w:hAnsi="BRH Malayalam Extra" w:cs="BRH Malayalam Extra"/>
-                <w:sz w:val="34"/>
-                <w:szCs w:val="40"/>
-              </w:rPr>
-              <w:t>–</w:t>
-            </w:r>
-            <w:r>
-              <w:rPr>
-                <w:rFonts w:ascii="BRH Malayalam Extra" w:hAnsi="BRH Malayalam Extra" w:cs="BRH Malayalam Extra"/>
-                <w:sz w:val="40"/>
-                <w:szCs w:val="40"/>
-              </w:rPr>
-              <w:t>²y</w:t>
-            </w:r>
-            <w:r>
-              <w:rPr>
-                <w:rFonts w:ascii="BRH Malayalam Extra" w:hAnsi="BRH Malayalam Extra" w:cs="BRH Malayalam Extra"/>
-                <w:sz w:val="34"/>
-                <w:szCs w:val="40"/>
-              </w:rPr>
-              <w:t>–</w:t>
-            </w:r>
-            <w:r>
-              <w:rPr>
-                <w:rFonts w:ascii="BRH Malayalam Extra" w:hAnsi="BRH Malayalam Extra" w:cs="BRH Malayalam Extra"/>
-                <w:sz w:val="40"/>
-                <w:szCs w:val="40"/>
-              </w:rPr>
-              <w:t>¥tx</w:t>
-            </w:r>
-            <w:r>
-              <w:rPr>
-                <w:rFonts w:ascii="BRH Malayalam Extra" w:hAnsi="BRH Malayalam Extra" w:cs="BRH Malayalam Extra"/>
-                <w:sz w:val="34"/>
-                <w:szCs w:val="40"/>
-              </w:rPr>
-              <w:t>–</w:t>
-            </w:r>
-            <w:r>
-              <w:rPr>
-                <w:rFonts w:ascii="BRH Malayalam Extra" w:hAnsi="BRH Malayalam Extra" w:cs="BRH Malayalam Extra"/>
-                <w:sz w:val="40"/>
-                <w:szCs w:val="40"/>
-              </w:rPr>
-              <w:t xml:space="preserve">öZI </w:t>
-            </w:r>
-            <w:r>
-              <w:rPr>
-                <w:rFonts w:ascii="BRH Devanagari Extra" w:hAnsi="BRH Devanagari Extra" w:cs="BRH Malayalam Extra"/>
-                <w:sz w:val="32"/>
-                <w:szCs w:val="40"/>
-              </w:rPr>
-              <w:t>Æ</w:t>
-            </w:r>
-            <w:r>
-              <w:rPr>
-                <w:rFonts w:ascii="BRH Malayalam Extra" w:hAnsi="BRH Malayalam Extra" w:cs="BRH Malayalam Extra"/>
-                <w:sz w:val="40"/>
-                <w:szCs w:val="40"/>
-                <w:highlight w:val="green"/>
-              </w:rPr>
-              <w:t>j</w:t>
-            </w:r>
-            <w:r>
-              <w:rPr>
-                <w:rFonts w:ascii="BRH Malayalam Extra" w:hAnsi="BRH Malayalam Extra" w:cs="BRH Malayalam Extra"/>
-                <w:sz w:val="34"/>
-                <w:szCs w:val="40"/>
-              </w:rPr>
-              <w:t>–</w:t>
-            </w:r>
-            <w:r>
-              <w:rPr>
-                <w:rFonts w:ascii="BRH Malayalam Extra" w:hAnsi="BRH Malayalam Extra" w:cs="BRH Malayalam Extra"/>
-                <w:sz w:val="40"/>
-                <w:szCs w:val="40"/>
-              </w:rPr>
-              <w:t>¹xdx˜I ||</w:t>
+              <w:t>P</w:t>
+            </w:r>
+            <w:r>
+              <w:rPr>
+                <w:rFonts w:ascii="BRH Malayalam Extra" w:hAnsi="BRH Malayalam Extra" w:cs="BRH Malayalam Extra"/>
+                <w:sz w:val="40"/>
+                <w:szCs w:val="40"/>
+              </w:rPr>
+              <w:t>—kZy |</w:t>
             </w:r>
           </w:p>
         </w:tc>
@@ -1834,7 +1067,7 @@
                 <w:szCs w:val="28"/>
                 <w:lang w:val="it-IT"/>
               </w:rPr>
-              <w:t>2.4.1</w:t>
+              <w:t>1.2.2</w:t>
             </w:r>
           </w:p>
           <w:p>
@@ -1882,6 +1115,7 @@
                 <w:b/>
                 <w:sz w:val="28"/>
                 <w:szCs w:val="28"/>
+                <w:lang w:val="it-IT"/>
               </w:rPr>
             </w:pPr>
             <w:r>
@@ -1900,7 +1134,7 @@
                 <w:szCs w:val="28"/>
                 <w:lang w:val="it-IT"/>
               </w:rPr>
-              <w:t>21</w:t>
+              <w:t>5</w:t>
             </w:r>
           </w:p>
         </w:tc>
@@ -1912,59 +1146,44 @@
             <w:pPr>
               <w:spacing w:before="0" w:line="240" w:lineRule="auto"/>
               <w:rPr>
-                <w:rFonts w:ascii="BRH Malayalam Extra" w:hAnsi="BRH Malayalam Extra" w:cs="BRH Malayalam Extra"/>
-                <w:sz w:val="40"/>
-                <w:szCs w:val="40"/>
-              </w:rPr>
-            </w:pPr>
-            <w:r>
-              <w:rPr>
-                <w:rFonts w:ascii="BRH Malayalam Extra" w:hAnsi="BRH Malayalam Extra" w:cs="BRH Malayalam Extra"/>
-                <w:sz w:val="40"/>
-                <w:szCs w:val="40"/>
-              </w:rPr>
-              <w:t>Z¤¤sõ</w:t>
-            </w:r>
-            <w:r>
-              <w:rPr>
-                <w:rFonts w:ascii="BRH Malayalam Extra" w:hAnsi="BRH Malayalam Extra" w:cs="BRH Malayalam Extra"/>
-                <w:sz w:val="34"/>
-                <w:szCs w:val="40"/>
-              </w:rPr>
-              <w:t>–</w:t>
-            </w:r>
-            <w:r>
-              <w:rPr>
-                <w:rFonts w:ascii="BRH Malayalam Extra" w:hAnsi="BRH Malayalam Extra" w:cs="BRH Malayalam Extra"/>
+                <w:rFonts w:ascii="BRH Devanagari Extra" w:hAnsi="BRH Devanagari Extra" w:cs="BRH Devanagari Extra"/>
                 <w:sz w:val="40"/>
                 <w:szCs w:val="40"/>
                 <w:highlight w:val="yellow"/>
               </w:rPr>
-              <w:t>Zx—</w:t>
-            </w:r>
-            <w:r>
-              <w:rPr>
-                <w:rFonts w:ascii="BRH Malayalam Extra" w:hAnsi="BRH Malayalam Extra" w:cs="BRH Malayalam Extra"/>
-                <w:sz w:val="40"/>
-                <w:szCs w:val="40"/>
-              </w:rPr>
-              <w:t>p¥Zõ</w:t>
-            </w:r>
-            <w:r>
-              <w:rPr>
-                <w:rFonts w:ascii="BRH Malayalam Extra" w:hAnsi="BRH Malayalam Extra" w:cs="BRH Malayalam Extra"/>
-                <w:sz w:val="34"/>
-                <w:szCs w:val="40"/>
-              </w:rPr>
-              <w:t>–</w:t>
-            </w:r>
-            <w:r>
-              <w:rPr>
-                <w:rFonts w:ascii="BRH Malayalam Extra" w:hAnsi="BRH Malayalam Extra" w:cs="BRH Malayalam Extra"/>
-                <w:sz w:val="40"/>
-                <w:szCs w:val="40"/>
-              </w:rPr>
-              <w:t>p pxMxsz˜Z§ |</w:t>
+            </w:pPr>
+            <w:r>
+              <w:rPr>
+                <w:rFonts w:ascii="BRH Malayalam Extra" w:hAnsi="BRH Malayalam Extra" w:cs="BRH Malayalam Extra"/>
+                <w:sz w:val="40"/>
+                <w:szCs w:val="40"/>
+              </w:rPr>
+              <w:t>Zb§-põ—Py</w:t>
+            </w:r>
+            <w:r>
+              <w:rPr>
+                <w:rFonts w:ascii="BRH Malayalam Extra" w:hAnsi="BRH Malayalam Extra" w:cs="BRH Malayalam Extra"/>
+                <w:sz w:val="40"/>
+                <w:szCs w:val="40"/>
+                <w:highlight w:val="yellow"/>
+              </w:rPr>
+              <w:t>Ky</w:t>
+            </w:r>
+            <w:r>
+              <w:rPr>
+                <w:rFonts w:ascii="BRH Malayalam Extra" w:hAnsi="BRH Malayalam Extra" w:cs="BRH Malayalam Extra"/>
+                <w:sz w:val="34"/>
+                <w:szCs w:val="40"/>
+              </w:rPr>
+              <w:t>–</w:t>
+            </w:r>
+            <w:r>
+              <w:rPr>
+                <w:rFonts w:ascii="BRH Malayalam Extra" w:hAnsi="BRH Malayalam Extra" w:cs="BRH Malayalam Extra"/>
+                <w:sz w:val="40"/>
+                <w:szCs w:val="40"/>
+              </w:rPr>
+              <w:t>a§sZ§ |</w:t>
             </w:r>
           </w:p>
         </w:tc>
@@ -1976,34 +1195,18 @@
             <w:pPr>
               <w:spacing w:before="0" w:line="240" w:lineRule="auto"/>
               <w:rPr>
-                <w:rFonts w:ascii="BRH Malayalam Extra" w:hAnsi="BRH Malayalam Extra" w:cs="BRH Malayalam Extra"/>
-                <w:sz w:val="40"/>
-                <w:szCs w:val="40"/>
-              </w:rPr>
-            </w:pPr>
-            <w:r>
-              <w:rPr>
-                <w:rFonts w:ascii="BRH Malayalam Extra" w:hAnsi="BRH Malayalam Extra" w:cs="BRH Malayalam Extra"/>
-                <w:sz w:val="40"/>
-                <w:szCs w:val="40"/>
-              </w:rPr>
-              <w:t>Z¤¤sõ</w:t>
-            </w:r>
-            <w:r>
-              <w:rPr>
-                <w:rFonts w:ascii="BRH Malayalam Extra" w:hAnsi="BRH Malayalam Extra" w:cs="BRH Malayalam Extra"/>
-                <w:sz w:val="34"/>
-                <w:szCs w:val="40"/>
-              </w:rPr>
-              <w:t>–</w:t>
-            </w:r>
-            <w:r>
-              <w:rPr>
-                <w:rFonts w:ascii="BRH Malayalam Extra" w:hAnsi="BRH Malayalam Extra" w:cs="BRH Malayalam Extra"/>
-                <w:sz w:val="40"/>
-                <w:szCs w:val="40"/>
-              </w:rPr>
-              <w:t>Zx</w:t>
+                <w:rFonts w:ascii="BRH Devanagari Extra" w:hAnsi="BRH Devanagari Extra" w:cs="BRH Devanagari Extra"/>
+                <w:sz w:val="40"/>
+                <w:szCs w:val="40"/>
+              </w:rPr>
+            </w:pPr>
+            <w:r>
+              <w:rPr>
+                <w:rFonts w:ascii="BRH Malayalam Extra" w:hAnsi="BRH Malayalam Extra" w:cs="BRH Malayalam Extra"/>
+                <w:sz w:val="40"/>
+                <w:szCs w:val="40"/>
+              </w:rPr>
+              <w:t>Zb§-põ—Py</w:t>
             </w:r>
             <w:r>
               <w:rPr>
@@ -2012,49 +1215,15 @@
                 <w:szCs w:val="40"/>
                 <w:highlight w:val="green"/>
               </w:rPr>
-              <w:t>p</w:t>
-            </w:r>
-            <w:r>
-              <w:rPr>
-                <w:rFonts w:ascii="BRH Malayalam Extra" w:hAnsi="BRH Malayalam Extra" w:cs="BRH Malayalam Extra"/>
-                <w:sz w:val="40"/>
-                <w:szCs w:val="40"/>
-              </w:rPr>
-              <w:t>—¥Zõ</w:t>
-            </w:r>
-            <w:r>
-              <w:rPr>
-                <w:rFonts w:ascii="BRH Malayalam Extra" w:hAnsi="BRH Malayalam Extra" w:cs="BRH Malayalam Extra"/>
-                <w:sz w:val="34"/>
-                <w:szCs w:val="40"/>
-              </w:rPr>
-              <w:t>–</w:t>
-            </w:r>
-            <w:r>
-              <w:rPr>
-                <w:rFonts w:ascii="BRH Malayalam Extra" w:hAnsi="BRH Malayalam Extra" w:cs="BRH Malayalam Extra"/>
-                <w:sz w:val="40"/>
-                <w:szCs w:val="40"/>
-              </w:rPr>
-              <w:t xml:space="preserve">p </w:t>
-            </w:r>
-          </w:p>
-          <w:p>
-            <w:pPr>
-              <w:spacing w:before="0" w:line="240" w:lineRule="auto"/>
-              <w:rPr>
-                <w:rFonts w:ascii="BRH Malayalam Extra" w:hAnsi="BRH Malayalam Extra" w:cs="BRH Malayalam Extra"/>
-                <w:sz w:val="40"/>
-                <w:szCs w:val="40"/>
-              </w:rPr>
-            </w:pPr>
-            <w:r>
-              <w:rPr>
-                <w:rFonts w:ascii="BRH Malayalam Extra" w:hAnsi="BRH Malayalam Extra" w:cs="BRH Malayalam Extra"/>
-                <w:sz w:val="40"/>
-                <w:szCs w:val="40"/>
-              </w:rPr>
-              <w:t>pxMxsz˜Z§ |</w:t>
+              <w:t>Ky</w:t>
+            </w:r>
+            <w:r>
+              <w:rPr>
+                <w:rFonts w:ascii="BRH Malayalam Extra" w:hAnsi="BRH Malayalam Extra" w:cs="BRH Malayalam Extra"/>
+                <w:sz w:val="40"/>
+                <w:szCs w:val="40"/>
+              </w:rPr>
+              <w:t>a§sZ§ |</w:t>
             </w:r>
           </w:p>
         </w:tc>
@@ -2093,55 +1262,75 @@
                 <w:szCs w:val="28"/>
                 <w:lang w:val="it-IT"/>
               </w:rPr>
-              <w:t>4</w:t>
-            </w:r>
-            <w:r>
-              <w:rPr>
-                <w:b/>
-                <w:sz w:val="28"/>
-                <w:szCs w:val="28"/>
-                <w:lang w:val="it-IT"/>
-              </w:rPr>
-              <w:t>.6.3</w:t>
-            </w:r>
-          </w:p>
-          <w:p>
-            <w:pPr>
-              <w:spacing w:before="0" w:line="240" w:lineRule="auto"/>
-              <w:rPr>
-                <w:b/>
-                <w:sz w:val="28"/>
-                <w:szCs w:val="28"/>
-                <w:lang w:val="it-IT"/>
-              </w:rPr>
-            </w:pPr>
-            <w:r>
-              <w:rPr>
-                <w:b/>
-                <w:sz w:val="28"/>
-                <w:szCs w:val="28"/>
-                <w:lang w:val="it-IT"/>
-              </w:rPr>
-              <w:t>Line No. - 1</w:t>
-            </w:r>
-          </w:p>
-          <w:p>
-            <w:pPr>
-              <w:spacing w:before="0" w:line="240" w:lineRule="auto"/>
-              <w:rPr>
-                <w:sz w:val="28"/>
-                <w:szCs w:val="28"/>
-                <w:lang w:val="it-IT"/>
-              </w:rPr>
-            </w:pPr>
-            <w:r>
-              <w:rPr>
-                <w:b/>
-                <w:sz w:val="28"/>
-                <w:szCs w:val="28"/>
-                <w:lang w:val="it-IT"/>
-              </w:rPr>
-              <w:t>Dasini No - 53</w:t>
+              <w:t>3.2.4</w:t>
+            </w:r>
+          </w:p>
+          <w:p>
+            <w:pPr>
+              <w:spacing w:before="0" w:line="240" w:lineRule="auto"/>
+              <w:rPr>
+                <w:b/>
+                <w:sz w:val="28"/>
+                <w:szCs w:val="28"/>
+                <w:lang w:val="it-IT"/>
+              </w:rPr>
+            </w:pPr>
+            <w:r>
+              <w:rPr>
+                <w:b/>
+                <w:sz w:val="28"/>
+                <w:szCs w:val="28"/>
+                <w:lang w:val="it-IT"/>
+              </w:rPr>
+              <w:t xml:space="preserve">Statement </w:t>
+            </w:r>
+            <w:r>
+              <w:rPr>
+                <w:b/>
+                <w:sz w:val="28"/>
+                <w:szCs w:val="28"/>
+                <w:lang w:val="it-IT"/>
+              </w:rPr>
+              <w:t xml:space="preserve">No. - </w:t>
+            </w:r>
+            <w:r>
+              <w:rPr>
+                <w:b/>
+                <w:sz w:val="28"/>
+                <w:szCs w:val="28"/>
+                <w:lang w:val="it-IT"/>
+              </w:rPr>
+              <w:t>5</w:t>
+            </w:r>
+          </w:p>
+          <w:p>
+            <w:pPr>
+              <w:spacing w:before="0" w:line="240" w:lineRule="auto"/>
+              <w:rPr>
+                <w:b/>
+                <w:sz w:val="28"/>
+                <w:szCs w:val="28"/>
+                <w:lang w:val="it-IT"/>
+              </w:rPr>
+            </w:pPr>
+            <w:r>
+              <w:rPr>
+                <w:b/>
+                <w:sz w:val="28"/>
+                <w:szCs w:val="28"/>
+                <w:lang w:val="it-IT"/>
+              </w:rPr>
+              <w:lastRenderedPageBreak/>
+              <w:t xml:space="preserve">Dasini No - </w:t>
+            </w:r>
+            <w:r>
+              <w:rPr>
+                <w:b/>
+                <w:sz w:val="28"/>
+                <w:szCs w:val="28"/>
+                <w:lang w:val="it-IT"/>
+              </w:rPr>
+              <w:t>7</w:t>
             </w:r>
           </w:p>
         </w:tc>
@@ -2153,57 +1342,12 @@
             <w:pPr>
               <w:spacing w:before="0" w:line="240" w:lineRule="auto"/>
               <w:rPr>
-                <w:rFonts w:ascii="BRH Devanagari Extra" w:hAnsi="BRH Devanagari Extra" w:cs="BRH Devanagari Extra"/>
-                <w:sz w:val="36"/>
-                <w:szCs w:val="36"/>
-                <w:lang w:val="it-IT"/>
-              </w:rPr>
-            </w:pPr>
-            <w:r>
-              <w:rPr>
-                <w:rFonts w:ascii="BRH Malayalam Extra" w:hAnsi="BRH Malayalam Extra" w:cs="BRH Malayalam Extra"/>
-                <w:sz w:val="40"/>
-                <w:szCs w:val="40"/>
-                <w:lang w:val="it-IT"/>
-              </w:rPr>
-              <w:t>q£</w:t>
-            </w:r>
-            <w:r>
-              <w:rPr>
-                <w:rFonts w:ascii="BRH Malayalam Extra" w:hAnsi="BRH Malayalam Extra" w:cs="BRH Malayalam Extra"/>
-                <w:sz w:val="34"/>
-                <w:szCs w:val="40"/>
-                <w:lang w:val="it-IT"/>
-              </w:rPr>
-              <w:t>–</w:t>
-            </w:r>
-            <w:r>
-              <w:rPr>
-                <w:rFonts w:ascii="BRH Malayalam Extra" w:hAnsi="BRH Malayalam Extra" w:cs="BRH Malayalam Extra"/>
-                <w:sz w:val="40"/>
-                <w:szCs w:val="40"/>
-                <w:lang w:val="it-IT"/>
-              </w:rPr>
-              <w:t>Yû©Zû</w:t>
-            </w:r>
-            <w:r>
-              <w:rPr>
-                <w:rFonts w:ascii="BRH Malayalam Extra" w:hAnsi="BRH Malayalam Extra" w:cs="BRH Malayalam Extra"/>
-                <w:sz w:val="34"/>
-                <w:szCs w:val="40"/>
-                <w:lang w:val="it-IT"/>
-              </w:rPr>
-              <w:t>–</w:t>
-            </w:r>
-            <w:r>
-              <w:rPr>
-                <w:rFonts w:ascii="BRH Malayalam Extra" w:hAnsi="BRH Malayalam Extra" w:cs="BRH Malayalam Extra"/>
-                <w:sz w:val="40"/>
-                <w:szCs w:val="40"/>
-                <w:lang w:val="it-IT"/>
-              </w:rPr>
-              <w:t>i£</w:t>
-            </w:r>
+                <w:rFonts w:ascii="BRH Malayalam Extra" w:hAnsi="BRH Malayalam Extra" w:cs="BRH Malayalam Extra"/>
+                <w:sz w:val="40"/>
+                <w:szCs w:val="40"/>
+                <w:lang w:val="it-IT"/>
+              </w:rPr>
+            </w:pPr>
             <w:r>
               <w:rPr>
                 <w:rFonts w:ascii="BRH Malayalam Extra" w:hAnsi="BRH Malayalam Extra" w:cs="BRH Malayalam Extra"/>
@@ -2212,34 +1356,27 @@
                 <w:highlight w:val="yellow"/>
                 <w:lang w:val="it-IT"/>
               </w:rPr>
-              <w:t>Z</w:t>
-            </w:r>
-            <w:r>
-              <w:rPr>
-                <w:rFonts w:ascii="BRH Malayalam Extra" w:hAnsi="BRH Malayalam Extra" w:cs="BRH Malayalam Extra"/>
-                <w:sz w:val="40"/>
-                <w:szCs w:val="40"/>
-                <w:lang w:val="it-IT"/>
-              </w:rPr>
-              <w:t>sõ</w:t>
-            </w:r>
-            <w:r>
-              <w:rPr>
-                <w:rFonts w:ascii="BRH Malayalam Extra" w:hAnsi="BRH Malayalam Extra" w:cs="BRH Malayalam Extra"/>
-                <w:sz w:val="34"/>
-                <w:szCs w:val="40"/>
-                <w:lang w:val="it-IT"/>
-              </w:rPr>
-              <w:t>–</w:t>
-            </w:r>
-            <w:r>
-              <w:rPr>
-                <w:rFonts w:ascii="BRH Malayalam Extra" w:hAnsi="BRH Malayalam Extra" w:cs="BRH Malayalam Extra"/>
-                <w:sz w:val="40"/>
-                <w:szCs w:val="40"/>
-                <w:lang w:val="it-IT"/>
-              </w:rPr>
-              <w:t xml:space="preserve"> ¥j | </w:t>
+              <w:lastRenderedPageBreak/>
+              <w:t>py</w:t>
+            </w:r>
+            <w:r>
+              <w:rPr>
+                <w:rFonts w:ascii="BRH Malayalam Extra" w:hAnsi="BRH Malayalam Extra" w:cs="BRH Malayalam Extra"/>
+                <w:sz w:val="34"/>
+                <w:szCs w:val="40"/>
+                <w:highlight w:val="yellow"/>
+                <w:lang w:val="it-IT"/>
+              </w:rPr>
+              <w:t>–</w:t>
+            </w:r>
+            <w:r>
+              <w:rPr>
+                <w:rFonts w:ascii="BRH Malayalam Extra" w:hAnsi="BRH Malayalam Extra" w:cs="BRH Malayalam Extra"/>
+                <w:sz w:val="40"/>
+                <w:szCs w:val="40"/>
+                <w:lang w:val="it-IT"/>
+              </w:rPr>
+              <w:t>¥rêxk¥Æõxr—czks£RZ |</w:t>
             </w:r>
           </w:p>
         </w:tc>
@@ -2251,56 +1388,20 @@
             <w:pPr>
               <w:spacing w:before="0" w:line="240" w:lineRule="auto"/>
               <w:rPr>
-                <w:rFonts w:cs="Arial"/>
-                <w:sz w:val="36"/>
-                <w:szCs w:val="36"/>
-                <w:lang w:val="it-IT"/>
-              </w:rPr>
-            </w:pPr>
-            <w:r>
-              <w:rPr>
-                <w:rFonts w:ascii="BRH Malayalam Extra" w:hAnsi="BRH Malayalam Extra" w:cs="BRH Malayalam Extra"/>
-                <w:sz w:val="40"/>
-                <w:szCs w:val="40"/>
-                <w:lang w:val="it-IT"/>
-              </w:rPr>
-              <w:t>q£</w:t>
-            </w:r>
-            <w:r>
-              <w:rPr>
-                <w:rFonts w:ascii="BRH Malayalam Extra" w:hAnsi="BRH Malayalam Extra" w:cs="BRH Malayalam Extra"/>
-                <w:sz w:val="34"/>
-                <w:szCs w:val="40"/>
-                <w:lang w:val="it-IT"/>
-              </w:rPr>
-              <w:t>–</w:t>
-            </w:r>
-            <w:r>
-              <w:rPr>
-                <w:rFonts w:ascii="BRH Malayalam Extra" w:hAnsi="BRH Malayalam Extra" w:cs="BRH Malayalam Extra"/>
-                <w:sz w:val="40"/>
-                <w:szCs w:val="40"/>
-                <w:lang w:val="it-IT"/>
-              </w:rPr>
-              <w:t>Yû©Zû</w:t>
-            </w:r>
-            <w:r>
-              <w:rPr>
-                <w:rFonts w:ascii="BRH Malayalam Extra" w:hAnsi="BRH Malayalam Extra" w:cs="BRH Malayalam Extra"/>
-                <w:sz w:val="34"/>
-                <w:szCs w:val="40"/>
-                <w:lang w:val="it-IT"/>
-              </w:rPr>
-              <w:t>–</w:t>
-            </w:r>
-            <w:r>
-              <w:rPr>
-                <w:rFonts w:ascii="BRH Malayalam Extra" w:hAnsi="BRH Malayalam Extra" w:cs="BRH Malayalam Extra"/>
-                <w:sz w:val="40"/>
-                <w:szCs w:val="40"/>
-                <w:lang w:val="it-IT"/>
-              </w:rPr>
-              <w:t>i£</w:t>
+                <w:rFonts w:ascii="BRH Malayalam Extra" w:hAnsi="BRH Malayalam Extra" w:cs="BRH Malayalam Extra"/>
+                <w:sz w:val="40"/>
+                <w:szCs w:val="40"/>
+                <w:lang w:val="it-IT"/>
+              </w:rPr>
+            </w:pPr>
+            <w:r>
+              <w:rPr>
+                <w:rFonts w:ascii="BRH Malayalam Extra" w:hAnsi="BRH Malayalam Extra" w:cs="BRH Malayalam Extra"/>
+                <w:sz w:val="40"/>
+                <w:szCs w:val="40"/>
+                <w:lang w:val="it-IT"/>
+              </w:rPr>
+              <w:t>py</w:t>
             </w:r>
             <w:r>
               <w:rPr>
@@ -2310,34 +1411,25 @@
                 <w:highlight w:val="green"/>
                 <w:lang w:val="it-IT"/>
               </w:rPr>
-              <w:t>Z</w:t>
-            </w:r>
-            <w:r>
-              <w:rPr>
-                <w:rFonts w:ascii="BRH Malayalam Extra" w:hAnsi="BRH Malayalam Extra" w:cs="BRH Malayalam Extra"/>
-                <w:sz w:val="40"/>
-                <w:szCs w:val="40"/>
-                <w:lang w:val="it-IT"/>
-              </w:rPr>
-              <w:t>—sõ</w:t>
-            </w:r>
-            <w:r>
-              <w:rPr>
-                <w:rFonts w:ascii="BRH Malayalam Extra" w:hAnsi="BRH Malayalam Extra" w:cs="BRH Malayalam Extra"/>
-                <w:sz w:val="34"/>
-                <w:szCs w:val="40"/>
-                <w:lang w:val="it-IT"/>
-              </w:rPr>
-              <w:t>–</w:t>
-            </w:r>
-            <w:r>
-              <w:rPr>
-                <w:rFonts w:ascii="BRH Malayalam Extra" w:hAnsi="BRH Malayalam Extra" w:cs="BRH Malayalam Extra"/>
-                <w:sz w:val="40"/>
-                <w:szCs w:val="40"/>
-                <w:lang w:val="it-IT"/>
-              </w:rPr>
-              <w:t xml:space="preserve"> ¥j |</w:t>
+              <w:t>¥rêx</w:t>
+            </w:r>
+            <w:r>
+              <w:rPr>
+                <w:rFonts w:ascii="BRH Malayalam Extra" w:hAnsi="BRH Malayalam Extra" w:cs="BRH Malayalam Extra"/>
+                <w:sz w:val="34"/>
+                <w:szCs w:val="40"/>
+                <w:lang w:val="it-IT"/>
+              </w:rPr>
+              <w:t>–</w:t>
+            </w:r>
+            <w:r>
+              <w:rPr>
+                <w:rFonts w:ascii="BRH Malayalam Extra" w:hAnsi="BRH Malayalam Extra" w:cs="BRH Malayalam Extra"/>
+                <w:sz w:val="40"/>
+                <w:szCs w:val="40"/>
+                <w:lang w:val="it-IT"/>
+              </w:rPr>
+              <w:t>k¥Æõxr—czks£RZ |</w:t>
             </w:r>
           </w:p>
         </w:tc>
@@ -2353,32 +1445,7 @@
           <w:sz w:val="32"/>
           <w:szCs w:val="32"/>
           <w:u w:val="single"/>
-          <w:lang w:val="en-IN"/>
-        </w:rPr>
-      </w:pPr>
-      <w:r>
-        <w:rPr>
-          <w:b/>
-          <w:bCs/>
-          <w:sz w:val="32"/>
-          <w:szCs w:val="32"/>
-          <w:u w:val="single"/>
-          <w:lang w:val="en-IN"/>
-        </w:rPr>
-        <w:t>=============</w:t>
-      </w:r>
-    </w:p>
-    <w:p>
-      <w:pPr>
-        <w:spacing w:before="0"/>
-        <w:jc w:val="center"/>
-        <w:rPr>
-          <w:b/>
-          <w:bCs/>
-          <w:sz w:val="32"/>
-          <w:szCs w:val="32"/>
-          <w:u w:val="single"/>
-          <w:lang w:val="en-IN"/>
+          <w:lang w:val="it-IT"/>
         </w:rPr>
       </w:pPr>
     </w:p>
@@ -2395,6 +1462,17 @@
           <w:lang w:val="en-IN"/>
         </w:rPr>
       </w:pPr>
+      <w:r>
+        <w:rPr>
+          <w:b/>
+          <w:bCs/>
+          <w:sz w:val="32"/>
+          <w:szCs w:val="32"/>
+          <w:u w:val="single"/>
+          <w:lang w:val="en-IN"/>
+        </w:rPr>
+        <w:t>===========</w:t>
+      </w:r>
     </w:p>
     <w:p>
       <w:pPr>
@@ -2448,41 +1526,9 @@
           <w:sz w:val="32"/>
           <w:szCs w:val="32"/>
           <w:u w:val="single"/>
+          <w:lang w:val="en-IN"/>
         </w:rPr>
       </w:pPr>
-      <w:r>
-        <w:rPr>
-          <w:b/>
-          <w:bCs/>
-          <w:sz w:val="32"/>
-          <w:szCs w:val="32"/>
-          <w:u w:val="single"/>
-        </w:rPr>
-        <w:lastRenderedPageBreak/>
-        <w:t xml:space="preserve">TaittirIya BrAhmaNam TB 2.1 - </w:t>
-      </w:r>
-      <w:proofErr w:type="gramStart"/>
-      <w:r>
-        <w:rPr>
-          <w:b/>
-          <w:bCs/>
-          <w:sz w:val="32"/>
-          <w:szCs w:val="32"/>
-          <w:u w:val="single"/>
-        </w:rPr>
-        <w:t>2.4  Book</w:t>
-      </w:r>
-      <w:proofErr w:type="gramEnd"/>
-      <w:r>
-        <w:rPr>
-          <w:b/>
-          <w:bCs/>
-          <w:sz w:val="32"/>
-          <w:szCs w:val="32"/>
-          <w:u w:val="single"/>
-        </w:rPr>
-        <w:t xml:space="preserve"> </w:t>
-      </w:r>
     </w:p>
     <w:p>
       <w:pPr>
@@ -2494,8 +1540,83 @@
           <w:sz w:val="32"/>
           <w:szCs w:val="32"/>
           <w:u w:val="single"/>
+          <w:lang w:val="en-IN"/>
         </w:rPr>
       </w:pPr>
+    </w:p>
+    <w:p>
+      <w:pPr>
+        <w:spacing w:before="0"/>
+        <w:jc w:val="center"/>
+        <w:rPr>
+          <w:b/>
+          <w:bCs/>
+          <w:sz w:val="32"/>
+          <w:szCs w:val="32"/>
+          <w:u w:val="single"/>
+          <w:lang w:val="en-IN"/>
+        </w:rPr>
+      </w:pPr>
+    </w:p>
+    <w:p>
+      <w:pPr>
+        <w:spacing w:before="0"/>
+        <w:jc w:val="center"/>
+        <w:rPr>
+          <w:b/>
+          <w:bCs/>
+          <w:sz w:val="32"/>
+          <w:szCs w:val="32"/>
+          <w:u w:val="single"/>
+          <w:lang w:val="en-IN"/>
+        </w:rPr>
+      </w:pPr>
+    </w:p>
+    <w:p>
+      <w:pPr>
+        <w:spacing w:before="0"/>
+        <w:jc w:val="center"/>
+        <w:rPr>
+          <w:b/>
+          <w:bCs/>
+          <w:sz w:val="32"/>
+          <w:szCs w:val="32"/>
+          <w:u w:val="single"/>
+        </w:rPr>
+      </w:pPr>
+      <w:r>
+        <w:rPr>
+          <w:b/>
+          <w:bCs/>
+          <w:sz w:val="32"/>
+          <w:szCs w:val="32"/>
+          <w:u w:val="single"/>
+        </w:rPr>
+        <w:t>TaittirIya BrAhmaNam TB 2.1 - 2.4  Book</w:t>
+      </w:r>
+      <w:r>
+        <w:rPr>
+          <w:b/>
+          <w:bCs/>
+          <w:sz w:val="32"/>
+          <w:szCs w:val="32"/>
+          <w:u w:val="single"/>
+        </w:rPr>
+        <w:t xml:space="preserve"> </w:t>
+      </w:r>
+    </w:p>
+    <w:p>
+      <w:pPr>
+        <w:spacing w:before="0"/>
+        <w:jc w:val="center"/>
+        <w:rPr>
+          <w:b/>
+          <w:bCs/>
+          <w:sz w:val="32"/>
+          <w:szCs w:val="32"/>
+          <w:u w:val="single"/>
+        </w:rPr>
+      </w:pPr>
       <w:r>
         <w:rPr>
           <w:b/>
@@ -2544,17 +1665,7 @@
           <w:szCs w:val="32"/>
           <w:u w:val="single"/>
         </w:rPr>
-        <w:t>30th June 2021</w:t>
-      </w:r>
-      <w:r>
-        <w:rPr>
-          <w:b/>
-          <w:bCs/>
-          <w:sz w:val="32"/>
-          <w:szCs w:val="32"/>
-          <w:u w:val="single"/>
-        </w:rPr>
-        <w:t xml:space="preserve"> </w:t>
+        <w:t>30th June 2024</w:t>
       </w:r>
     </w:p>
     <w:p>
@@ -2742,6 +1853,1427 @@
                 <w:lang w:val="it-IT"/>
               </w:rPr>
             </w:pPr>
+            <w:bookmarkStart w:id="0" w:name="_Hlk171185973"/>
+            <w:r>
+              <w:rPr>
+                <w:b/>
+                <w:sz w:val="28"/>
+                <w:szCs w:val="28"/>
+                <w:lang w:val="it-IT"/>
+              </w:rPr>
+              <w:t>TB 2.</w:t>
+            </w:r>
+            <w:r>
+              <w:rPr>
+                <w:b/>
+                <w:sz w:val="28"/>
+                <w:szCs w:val="28"/>
+                <w:lang w:val="it-IT"/>
+              </w:rPr>
+              <w:t>1.2.4</w:t>
+            </w:r>
+          </w:p>
+          <w:p>
+            <w:pPr>
+              <w:spacing w:before="0" w:line="240" w:lineRule="auto"/>
+              <w:rPr>
+                <w:b/>
+                <w:sz w:val="28"/>
+                <w:szCs w:val="28"/>
+                <w:lang w:val="it-IT"/>
+              </w:rPr>
+            </w:pPr>
+            <w:r>
+              <w:rPr>
+                <w:b/>
+                <w:sz w:val="28"/>
+                <w:szCs w:val="28"/>
+                <w:lang w:val="it-IT"/>
+              </w:rPr>
+              <w:t xml:space="preserve">Statement </w:t>
+            </w:r>
+            <w:r>
+              <w:rPr>
+                <w:b/>
+                <w:sz w:val="28"/>
+                <w:szCs w:val="28"/>
+                <w:lang w:val="it-IT"/>
+              </w:rPr>
+              <w:t xml:space="preserve">No. - </w:t>
+            </w:r>
+            <w:r>
+              <w:rPr>
+                <w:b/>
+                <w:sz w:val="28"/>
+                <w:szCs w:val="28"/>
+                <w:lang w:val="it-IT"/>
+              </w:rPr>
+              <w:t>6</w:t>
+            </w:r>
+          </w:p>
+          <w:p>
+            <w:pPr>
+              <w:spacing w:before="0" w:line="240" w:lineRule="auto"/>
+              <w:rPr>
+                <w:b/>
+                <w:sz w:val="28"/>
+                <w:szCs w:val="28"/>
+                <w:lang w:val="it-IT"/>
+              </w:rPr>
+            </w:pPr>
+            <w:r>
+              <w:rPr>
+                <w:b/>
+                <w:sz w:val="28"/>
+                <w:szCs w:val="28"/>
+                <w:lang w:val="it-IT"/>
+              </w:rPr>
+              <w:t xml:space="preserve">Dasini No - </w:t>
+            </w:r>
+            <w:r>
+              <w:rPr>
+                <w:b/>
+                <w:sz w:val="28"/>
+                <w:szCs w:val="28"/>
+                <w:lang w:val="it-IT"/>
+              </w:rPr>
+              <w:t>7</w:t>
+            </w:r>
+          </w:p>
+        </w:tc>
+        <w:tc>
+          <w:tcPr>
+            <w:tcW w:w="5387" w:type="dxa"/>
+          </w:tcPr>
+          <w:p>
+            <w:pPr>
+              <w:spacing w:before="0" w:line="240" w:lineRule="auto"/>
+              <w:rPr>
+                <w:rFonts w:ascii="BRH Malayalam Extra" w:hAnsi="BRH Malayalam Extra" w:cs="BRH Malayalam Extra"/>
+                <w:sz w:val="40"/>
+                <w:szCs w:val="40"/>
+              </w:rPr>
+            </w:pPr>
+            <w:r>
+              <w:rPr>
+                <w:rFonts w:ascii="BRH Malayalam Extra" w:hAnsi="BRH Malayalam Extra" w:cs="BRH Malayalam Extra"/>
+                <w:sz w:val="40"/>
+                <w:szCs w:val="40"/>
+              </w:rPr>
+              <w:t xml:space="preserve">s </w:t>
+            </w:r>
+            <w:r>
+              <w:rPr>
+                <w:rFonts w:ascii="BRH Malayalam Extra" w:hAnsi="BRH Malayalam Extra" w:cs="BRH Malayalam Extra"/>
+                <w:sz w:val="40"/>
+                <w:szCs w:val="40"/>
+                <w:highlight w:val="yellow"/>
+              </w:rPr>
+              <w:t>Mx</w:t>
+            </w:r>
+            <w:r>
+              <w:rPr>
+                <w:rFonts w:ascii="BRH Malayalam Extra" w:hAnsi="BRH Malayalam Extra" w:cs="BRH Malayalam Extra"/>
+                <w:sz w:val="40"/>
+                <w:szCs w:val="40"/>
+              </w:rPr>
+              <w:t>—is£RZ</w:t>
+            </w:r>
+            <w:r>
+              <w:rPr>
+                <w:rFonts w:ascii="BRH Malayalam Extra" w:hAnsi="BRH Malayalam Extra" w:cs="BRH Malayalam Extra"/>
+                <w:sz w:val="40"/>
+                <w:szCs w:val="40"/>
+              </w:rPr>
+              <w:t xml:space="preserve"> |</w:t>
+            </w:r>
+          </w:p>
+        </w:tc>
+        <w:tc>
+          <w:tcPr>
+            <w:tcW w:w="5528" w:type="dxa"/>
+          </w:tcPr>
+          <w:p>
+            <w:pPr>
+              <w:spacing w:before="0" w:line="240" w:lineRule="auto"/>
+              <w:rPr>
+                <w:rFonts w:ascii="BRH Malayalam Extra" w:hAnsi="BRH Malayalam Extra" w:cs="BRH Malayalam Extra"/>
+                <w:sz w:val="40"/>
+                <w:szCs w:val="40"/>
+              </w:rPr>
+            </w:pPr>
+            <w:r>
+              <w:rPr>
+                <w:rFonts w:ascii="BRH Malayalam Extra" w:hAnsi="BRH Malayalam Extra" w:cs="BRH Malayalam Extra"/>
+                <w:sz w:val="40"/>
+                <w:szCs w:val="40"/>
+              </w:rPr>
+              <w:t xml:space="preserve">s </w:t>
+            </w:r>
+            <w:r>
+              <w:rPr>
+                <w:rFonts w:ascii="BRH Malayalam Extra" w:hAnsi="BRH Malayalam Extra" w:cs="BRH Malayalam Extra"/>
+                <w:sz w:val="40"/>
+                <w:szCs w:val="40"/>
+                <w:highlight w:val="green"/>
+              </w:rPr>
+              <w:t>Mxi—</w:t>
+            </w:r>
+            <w:r>
+              <w:rPr>
+                <w:rFonts w:ascii="BRH Malayalam Extra" w:hAnsi="BRH Malayalam Extra" w:cs="BRH Malayalam Extra"/>
+                <w:sz w:val="40"/>
+                <w:szCs w:val="40"/>
+              </w:rPr>
+              <w:t>s£RZ</w:t>
+            </w:r>
+            <w:r>
+              <w:rPr>
+                <w:rFonts w:ascii="BRH Malayalam Extra" w:hAnsi="BRH Malayalam Extra" w:cs="BRH Malayalam Extra"/>
+                <w:sz w:val="40"/>
+                <w:szCs w:val="40"/>
+              </w:rPr>
+              <w:t xml:space="preserve"> |</w:t>
+            </w:r>
+          </w:p>
+        </w:tc>
+      </w:tr>
+      <w:bookmarkEnd w:id="0"/>
+      <w:tr>
+        <w:trPr>
+          <w:trHeight w:val="929"/>
+        </w:trPr>
+        <w:tc>
+          <w:tcPr>
+            <w:tcW w:w="3168" w:type="dxa"/>
+          </w:tcPr>
+          <w:p>
+            <w:pPr>
+              <w:spacing w:before="0" w:line="240" w:lineRule="auto"/>
+              <w:rPr>
+                <w:b/>
+                <w:sz w:val="28"/>
+                <w:szCs w:val="28"/>
+                <w:lang w:val="it-IT"/>
+              </w:rPr>
+            </w:pPr>
+            <w:r>
+              <w:rPr>
+                <w:b/>
+                <w:sz w:val="28"/>
+                <w:szCs w:val="28"/>
+                <w:lang w:val="it-IT"/>
+              </w:rPr>
+              <w:t>TB 2.</w:t>
+            </w:r>
+            <w:r>
+              <w:rPr>
+                <w:b/>
+                <w:sz w:val="28"/>
+                <w:szCs w:val="28"/>
+                <w:lang w:val="it-IT"/>
+              </w:rPr>
+              <w:t>1.5.1</w:t>
+            </w:r>
+          </w:p>
+          <w:p>
+            <w:pPr>
+              <w:spacing w:before="0" w:line="240" w:lineRule="auto"/>
+              <w:rPr>
+                <w:b/>
+                <w:sz w:val="28"/>
+                <w:szCs w:val="28"/>
+                <w:lang w:val="it-IT"/>
+              </w:rPr>
+            </w:pPr>
+            <w:r>
+              <w:rPr>
+                <w:b/>
+                <w:sz w:val="28"/>
+                <w:szCs w:val="28"/>
+                <w:lang w:val="it-IT"/>
+              </w:rPr>
+              <w:t xml:space="preserve">Statement </w:t>
+            </w:r>
+            <w:r>
+              <w:rPr>
+                <w:b/>
+                <w:sz w:val="28"/>
+                <w:szCs w:val="28"/>
+                <w:lang w:val="it-IT"/>
+              </w:rPr>
+              <w:t xml:space="preserve">No. - </w:t>
+            </w:r>
+            <w:r>
+              <w:rPr>
+                <w:b/>
+                <w:sz w:val="28"/>
+                <w:szCs w:val="28"/>
+                <w:lang w:val="it-IT"/>
+              </w:rPr>
+              <w:t>5</w:t>
+            </w:r>
+          </w:p>
+          <w:p>
+            <w:pPr>
+              <w:spacing w:before="0" w:line="240" w:lineRule="auto"/>
+              <w:rPr>
+                <w:b/>
+                <w:sz w:val="28"/>
+                <w:szCs w:val="28"/>
+              </w:rPr>
+            </w:pPr>
+            <w:r>
+              <w:rPr>
+                <w:b/>
+                <w:sz w:val="28"/>
+                <w:szCs w:val="28"/>
+                <w:lang w:val="it-IT"/>
+              </w:rPr>
+              <w:t xml:space="preserve">Dasini No - </w:t>
+            </w:r>
+            <w:r>
+              <w:rPr>
+                <w:b/>
+                <w:sz w:val="28"/>
+                <w:szCs w:val="28"/>
+                <w:lang w:val="it-IT"/>
+              </w:rPr>
+              <w:t>34</w:t>
+            </w:r>
+          </w:p>
+        </w:tc>
+        <w:tc>
+          <w:tcPr>
+            <w:tcW w:w="5387" w:type="dxa"/>
+          </w:tcPr>
+          <w:p>
+            <w:pPr>
+              <w:spacing w:before="0" w:line="240" w:lineRule="auto"/>
+              <w:rPr>
+                <w:rFonts w:ascii="BRH Malayalam Extra" w:hAnsi="BRH Malayalam Extra" w:cs="BRH Malayalam Extra"/>
+                <w:sz w:val="40"/>
+                <w:szCs w:val="40"/>
+              </w:rPr>
+            </w:pPr>
+            <w:r>
+              <w:rPr>
+                <w:rFonts w:ascii="BRH Malayalam Extra" w:hAnsi="BRH Malayalam Extra" w:cs="BRH Malayalam Extra"/>
+                <w:sz w:val="40"/>
+                <w:szCs w:val="40"/>
+              </w:rPr>
+              <w:t>A</w:t>
+            </w:r>
+            <w:r>
+              <w:rPr>
+                <w:rFonts w:ascii="BRH Malayalam Extra" w:hAnsi="BRH Malayalam Extra" w:cs="BRH Malayalam Extra"/>
+                <w:sz w:val="34"/>
+                <w:szCs w:val="40"/>
+              </w:rPr>
+              <w:t>–</w:t>
+            </w:r>
+            <w:r>
+              <w:rPr>
+                <w:rFonts w:ascii="BRH Malayalam Extra" w:hAnsi="BRH Malayalam Extra" w:cs="BRH Malayalam Extra"/>
+                <w:sz w:val="40"/>
+                <w:szCs w:val="40"/>
+              </w:rPr>
+              <w:t>²y</w:t>
+            </w:r>
+            <w:r>
+              <w:rPr>
+                <w:rFonts w:ascii="BRH Malayalam Extra" w:hAnsi="BRH Malayalam Extra" w:cs="BRH Malayalam Extra"/>
+                <w:sz w:val="34"/>
+                <w:szCs w:val="40"/>
+              </w:rPr>
+              <w:t>–</w:t>
+            </w:r>
+            <w:r>
+              <w:rPr>
+                <w:rFonts w:ascii="BRH Malayalam Extra" w:hAnsi="BRH Malayalam Extra" w:cs="BRH Malayalam Extra"/>
+                <w:sz w:val="40"/>
+                <w:szCs w:val="40"/>
+              </w:rPr>
+              <w:t>¥tx</w:t>
+            </w:r>
+            <w:r>
+              <w:rPr>
+                <w:rFonts w:ascii="BRH Malayalam Extra" w:hAnsi="BRH Malayalam Extra" w:cs="BRH Malayalam Extra"/>
+                <w:sz w:val="34"/>
+                <w:szCs w:val="40"/>
+              </w:rPr>
+              <w:t>–</w:t>
+            </w:r>
+            <w:r>
+              <w:rPr>
+                <w:rFonts w:ascii="BRH Malayalam Extra" w:hAnsi="BRH Malayalam Extra" w:cs="BRH Malayalam Extra"/>
+                <w:sz w:val="40"/>
+                <w:szCs w:val="40"/>
+              </w:rPr>
+              <w:t xml:space="preserve">öZI </w:t>
+            </w:r>
+            <w:r>
+              <w:rPr>
+                <w:rFonts w:ascii="BRH Devanagari Extra" w:hAnsi="BRH Devanagari Extra" w:cs="BRH Malayalam Extra"/>
+                <w:sz w:val="32"/>
+                <w:szCs w:val="40"/>
+              </w:rPr>
+              <w:t>Æ</w:t>
+            </w:r>
+            <w:r>
+              <w:rPr>
+                <w:rFonts w:ascii="BRH Malayalam Extra" w:hAnsi="BRH Malayalam Extra" w:cs="BRH Malayalam Extra"/>
+                <w:sz w:val="40"/>
+                <w:szCs w:val="40"/>
+                <w:highlight w:val="yellow"/>
+              </w:rPr>
+              <w:t>j</w:t>
+            </w:r>
+            <w:r>
+              <w:rPr>
+                <w:rFonts w:ascii="BRH Malayalam Extra" w:hAnsi="BRH Malayalam Extra" w:cs="BRH Malayalam Extra"/>
+                <w:sz w:val="40"/>
+                <w:szCs w:val="40"/>
+              </w:rPr>
+              <w:t>¹xdx˜I ||</w:t>
+            </w:r>
+          </w:p>
+        </w:tc>
+        <w:tc>
+          <w:tcPr>
+            <w:tcW w:w="5528" w:type="dxa"/>
+          </w:tcPr>
+          <w:p>
+            <w:pPr>
+              <w:spacing w:before="0" w:line="240" w:lineRule="auto"/>
+              <w:rPr>
+                <w:rFonts w:ascii="BRH Malayalam Extra" w:hAnsi="BRH Malayalam Extra" w:cs="BRH Malayalam Extra"/>
+                <w:sz w:val="40"/>
+                <w:szCs w:val="40"/>
+              </w:rPr>
+            </w:pPr>
+            <w:r>
+              <w:rPr>
+                <w:rFonts w:ascii="BRH Malayalam Extra" w:hAnsi="BRH Malayalam Extra" w:cs="BRH Malayalam Extra"/>
+                <w:sz w:val="40"/>
+                <w:szCs w:val="40"/>
+              </w:rPr>
+              <w:t>A</w:t>
+            </w:r>
+            <w:r>
+              <w:rPr>
+                <w:rFonts w:ascii="BRH Malayalam Extra" w:hAnsi="BRH Malayalam Extra" w:cs="BRH Malayalam Extra"/>
+                <w:sz w:val="34"/>
+                <w:szCs w:val="40"/>
+              </w:rPr>
+              <w:t>–</w:t>
+            </w:r>
+            <w:r>
+              <w:rPr>
+                <w:rFonts w:ascii="BRH Malayalam Extra" w:hAnsi="BRH Malayalam Extra" w:cs="BRH Malayalam Extra"/>
+                <w:sz w:val="40"/>
+                <w:szCs w:val="40"/>
+              </w:rPr>
+              <w:t>²y</w:t>
+            </w:r>
+            <w:r>
+              <w:rPr>
+                <w:rFonts w:ascii="BRH Malayalam Extra" w:hAnsi="BRH Malayalam Extra" w:cs="BRH Malayalam Extra"/>
+                <w:sz w:val="34"/>
+                <w:szCs w:val="40"/>
+              </w:rPr>
+              <w:t>–</w:t>
+            </w:r>
+            <w:r>
+              <w:rPr>
+                <w:rFonts w:ascii="BRH Malayalam Extra" w:hAnsi="BRH Malayalam Extra" w:cs="BRH Malayalam Extra"/>
+                <w:sz w:val="40"/>
+                <w:szCs w:val="40"/>
+              </w:rPr>
+              <w:t>¥tx</w:t>
+            </w:r>
+            <w:r>
+              <w:rPr>
+                <w:rFonts w:ascii="BRH Malayalam Extra" w:hAnsi="BRH Malayalam Extra" w:cs="BRH Malayalam Extra"/>
+                <w:sz w:val="34"/>
+                <w:szCs w:val="40"/>
+              </w:rPr>
+              <w:t>–</w:t>
+            </w:r>
+            <w:r>
+              <w:rPr>
+                <w:rFonts w:ascii="BRH Malayalam Extra" w:hAnsi="BRH Malayalam Extra" w:cs="BRH Malayalam Extra"/>
+                <w:sz w:val="40"/>
+                <w:szCs w:val="40"/>
+              </w:rPr>
+              <w:t xml:space="preserve">öZI </w:t>
+            </w:r>
+            <w:r>
+              <w:rPr>
+                <w:rFonts w:ascii="BRH Devanagari Extra" w:hAnsi="BRH Devanagari Extra" w:cs="BRH Malayalam Extra"/>
+                <w:sz w:val="32"/>
+                <w:szCs w:val="40"/>
+              </w:rPr>
+              <w:t>Æ</w:t>
+            </w:r>
+            <w:r>
+              <w:rPr>
+                <w:rFonts w:ascii="BRH Malayalam Extra" w:hAnsi="BRH Malayalam Extra" w:cs="BRH Malayalam Extra"/>
+                <w:sz w:val="40"/>
+                <w:szCs w:val="40"/>
+                <w:highlight w:val="green"/>
+              </w:rPr>
+              <w:t>j</w:t>
+            </w:r>
+            <w:r>
+              <w:rPr>
+                <w:rFonts w:ascii="BRH Malayalam Extra" w:hAnsi="BRH Malayalam Extra" w:cs="BRH Malayalam Extra"/>
+                <w:sz w:val="34"/>
+                <w:szCs w:val="40"/>
+              </w:rPr>
+              <w:t>–</w:t>
+            </w:r>
+            <w:r>
+              <w:rPr>
+                <w:rFonts w:ascii="BRH Malayalam Extra" w:hAnsi="BRH Malayalam Extra" w:cs="BRH Malayalam Extra"/>
+                <w:sz w:val="40"/>
+                <w:szCs w:val="40"/>
+              </w:rPr>
+              <w:t>¹xdx˜I ||</w:t>
+            </w:r>
+          </w:p>
+        </w:tc>
+      </w:tr>
+      <w:tr>
+        <w:trPr>
+          <w:trHeight w:val="929"/>
+        </w:trPr>
+        <w:tc>
+          <w:tcPr>
+            <w:tcW w:w="3168" w:type="dxa"/>
+          </w:tcPr>
+          <w:p>
+            <w:pPr>
+              <w:spacing w:before="0" w:line="240" w:lineRule="auto"/>
+              <w:rPr>
+                <w:b/>
+                <w:sz w:val="28"/>
+                <w:szCs w:val="28"/>
+                <w:lang w:val="it-IT"/>
+              </w:rPr>
+            </w:pPr>
+            <w:r>
+              <w:rPr>
+                <w:b/>
+                <w:sz w:val="28"/>
+                <w:szCs w:val="28"/>
+                <w:lang w:val="it-IT"/>
+              </w:rPr>
+              <w:lastRenderedPageBreak/>
+              <w:t>TB 2.</w:t>
+            </w:r>
+            <w:r>
+              <w:rPr>
+                <w:b/>
+                <w:sz w:val="28"/>
+                <w:szCs w:val="28"/>
+                <w:lang w:val="it-IT"/>
+              </w:rPr>
+              <w:t>2.4.1</w:t>
+            </w:r>
+          </w:p>
+          <w:p>
+            <w:pPr>
+              <w:spacing w:before="0" w:line="240" w:lineRule="auto"/>
+              <w:rPr>
+                <w:b/>
+                <w:sz w:val="28"/>
+                <w:szCs w:val="28"/>
+                <w:lang w:val="it-IT"/>
+              </w:rPr>
+            </w:pPr>
+            <w:r>
+              <w:rPr>
+                <w:b/>
+                <w:sz w:val="28"/>
+                <w:szCs w:val="28"/>
+                <w:lang w:val="it-IT"/>
+              </w:rPr>
+              <w:t xml:space="preserve">Statement </w:t>
+            </w:r>
+            <w:r>
+              <w:rPr>
+                <w:b/>
+                <w:sz w:val="28"/>
+                <w:szCs w:val="28"/>
+                <w:lang w:val="it-IT"/>
+              </w:rPr>
+              <w:t xml:space="preserve">No. - </w:t>
+            </w:r>
+            <w:r>
+              <w:rPr>
+                <w:b/>
+                <w:sz w:val="28"/>
+                <w:szCs w:val="28"/>
+                <w:lang w:val="it-IT"/>
+              </w:rPr>
+              <w:t>7</w:t>
+            </w:r>
+          </w:p>
+          <w:p>
+            <w:pPr>
+              <w:spacing w:before="0" w:line="240" w:lineRule="auto"/>
+              <w:rPr>
+                <w:b/>
+                <w:sz w:val="28"/>
+                <w:szCs w:val="28"/>
+              </w:rPr>
+            </w:pPr>
+            <w:r>
+              <w:rPr>
+                <w:b/>
+                <w:sz w:val="28"/>
+                <w:szCs w:val="28"/>
+                <w:lang w:val="it-IT"/>
+              </w:rPr>
+              <w:t xml:space="preserve">Dasini No - </w:t>
+            </w:r>
+            <w:r>
+              <w:rPr>
+                <w:b/>
+                <w:sz w:val="28"/>
+                <w:szCs w:val="28"/>
+                <w:lang w:val="it-IT"/>
+              </w:rPr>
+              <w:t>21</w:t>
+            </w:r>
+          </w:p>
+        </w:tc>
+        <w:tc>
+          <w:tcPr>
+            <w:tcW w:w="5387" w:type="dxa"/>
+          </w:tcPr>
+          <w:p>
+            <w:pPr>
+              <w:spacing w:before="0" w:line="240" w:lineRule="auto"/>
+              <w:rPr>
+                <w:rFonts w:ascii="BRH Malayalam Extra" w:hAnsi="BRH Malayalam Extra" w:cs="BRH Malayalam Extra"/>
+                <w:sz w:val="40"/>
+                <w:szCs w:val="40"/>
+              </w:rPr>
+            </w:pPr>
+            <w:r>
+              <w:rPr>
+                <w:rFonts w:ascii="BRH Malayalam Extra" w:hAnsi="BRH Malayalam Extra" w:cs="BRH Malayalam Extra"/>
+                <w:sz w:val="40"/>
+                <w:szCs w:val="40"/>
+              </w:rPr>
+              <w:t>Z¤¤sõ</w:t>
+            </w:r>
+            <w:r>
+              <w:rPr>
+                <w:rFonts w:ascii="BRH Malayalam Extra" w:hAnsi="BRH Malayalam Extra" w:cs="BRH Malayalam Extra"/>
+                <w:sz w:val="34"/>
+                <w:szCs w:val="40"/>
+              </w:rPr>
+              <w:t>–</w:t>
+            </w:r>
+            <w:r>
+              <w:rPr>
+                <w:rFonts w:ascii="BRH Malayalam Extra" w:hAnsi="BRH Malayalam Extra" w:cs="BRH Malayalam Extra"/>
+                <w:sz w:val="40"/>
+                <w:szCs w:val="40"/>
+                <w:highlight w:val="yellow"/>
+              </w:rPr>
+              <w:t>Zx—</w:t>
+            </w:r>
+            <w:r>
+              <w:rPr>
+                <w:rFonts w:ascii="BRH Malayalam Extra" w:hAnsi="BRH Malayalam Extra" w:cs="BRH Malayalam Extra"/>
+                <w:sz w:val="40"/>
+                <w:szCs w:val="40"/>
+              </w:rPr>
+              <w:t>p¥Zõ</w:t>
+            </w:r>
+            <w:r>
+              <w:rPr>
+                <w:rFonts w:ascii="BRH Malayalam Extra" w:hAnsi="BRH Malayalam Extra" w:cs="BRH Malayalam Extra"/>
+                <w:sz w:val="34"/>
+                <w:szCs w:val="40"/>
+              </w:rPr>
+              <w:t>–</w:t>
+            </w:r>
+            <w:r>
+              <w:rPr>
+                <w:rFonts w:ascii="BRH Malayalam Extra" w:hAnsi="BRH Malayalam Extra" w:cs="BRH Malayalam Extra"/>
+                <w:sz w:val="40"/>
+                <w:szCs w:val="40"/>
+              </w:rPr>
+              <w:t>p pxMxsz˜Z§ |</w:t>
+            </w:r>
+          </w:p>
+        </w:tc>
+        <w:tc>
+          <w:tcPr>
+            <w:tcW w:w="5528" w:type="dxa"/>
+          </w:tcPr>
+          <w:p>
+            <w:pPr>
+              <w:spacing w:before="0" w:line="240" w:lineRule="auto"/>
+              <w:rPr>
+                <w:rFonts w:ascii="BRH Malayalam Extra" w:hAnsi="BRH Malayalam Extra" w:cs="BRH Malayalam Extra"/>
+                <w:sz w:val="40"/>
+                <w:szCs w:val="40"/>
+              </w:rPr>
+            </w:pPr>
+            <w:r>
+              <w:rPr>
+                <w:rFonts w:ascii="BRH Malayalam Extra" w:hAnsi="BRH Malayalam Extra" w:cs="BRH Malayalam Extra"/>
+                <w:sz w:val="40"/>
+                <w:szCs w:val="40"/>
+              </w:rPr>
+              <w:t>Z¤¤sõ</w:t>
+            </w:r>
+            <w:r>
+              <w:rPr>
+                <w:rFonts w:ascii="BRH Malayalam Extra" w:hAnsi="BRH Malayalam Extra" w:cs="BRH Malayalam Extra"/>
+                <w:sz w:val="34"/>
+                <w:szCs w:val="40"/>
+              </w:rPr>
+              <w:t>–</w:t>
+            </w:r>
+            <w:r>
+              <w:rPr>
+                <w:rFonts w:ascii="BRH Malayalam Extra" w:hAnsi="BRH Malayalam Extra" w:cs="BRH Malayalam Extra"/>
+                <w:sz w:val="40"/>
+                <w:szCs w:val="40"/>
+              </w:rPr>
+              <w:t>Zx</w:t>
+            </w:r>
+            <w:r>
+              <w:rPr>
+                <w:rFonts w:ascii="BRH Malayalam Extra" w:hAnsi="BRH Malayalam Extra" w:cs="BRH Malayalam Extra"/>
+                <w:sz w:val="40"/>
+                <w:szCs w:val="40"/>
+                <w:highlight w:val="green"/>
+              </w:rPr>
+              <w:t>p</w:t>
+            </w:r>
+            <w:r>
+              <w:rPr>
+                <w:rFonts w:ascii="BRH Malayalam Extra" w:hAnsi="BRH Malayalam Extra" w:cs="BRH Malayalam Extra"/>
+                <w:sz w:val="40"/>
+                <w:szCs w:val="40"/>
+              </w:rPr>
+              <w:t>—¥Zõ</w:t>
+            </w:r>
+            <w:r>
+              <w:rPr>
+                <w:rFonts w:ascii="BRH Malayalam Extra" w:hAnsi="BRH Malayalam Extra" w:cs="BRH Malayalam Extra"/>
+                <w:sz w:val="34"/>
+                <w:szCs w:val="40"/>
+              </w:rPr>
+              <w:t>–</w:t>
+            </w:r>
+            <w:r>
+              <w:rPr>
+                <w:rFonts w:ascii="BRH Malayalam Extra" w:hAnsi="BRH Malayalam Extra" w:cs="BRH Malayalam Extra"/>
+                <w:sz w:val="40"/>
+                <w:szCs w:val="40"/>
+              </w:rPr>
+              <w:t xml:space="preserve">p </w:t>
+            </w:r>
+          </w:p>
+          <w:p>
+            <w:pPr>
+              <w:spacing w:before="0" w:line="240" w:lineRule="auto"/>
+              <w:rPr>
+                <w:rFonts w:ascii="BRH Malayalam Extra" w:hAnsi="BRH Malayalam Extra" w:cs="BRH Malayalam Extra"/>
+                <w:sz w:val="40"/>
+                <w:szCs w:val="40"/>
+              </w:rPr>
+            </w:pPr>
+            <w:r>
+              <w:rPr>
+                <w:rFonts w:ascii="BRH Malayalam Extra" w:hAnsi="BRH Malayalam Extra" w:cs="BRH Malayalam Extra"/>
+                <w:sz w:val="40"/>
+                <w:szCs w:val="40"/>
+              </w:rPr>
+              <w:t>pxMxsz˜Z§ |</w:t>
+            </w:r>
+          </w:p>
+        </w:tc>
+      </w:tr>
+      <w:tr>
+        <w:trPr>
+          <w:trHeight w:val="929"/>
+        </w:trPr>
+        <w:tc>
+          <w:tcPr>
+            <w:tcW w:w="3168" w:type="dxa"/>
+          </w:tcPr>
+          <w:p>
+            <w:pPr>
+              <w:spacing w:before="0" w:line="240" w:lineRule="auto"/>
+              <w:rPr>
+                <w:b/>
+                <w:sz w:val="28"/>
+                <w:szCs w:val="28"/>
+                <w:lang w:val="it-IT"/>
+              </w:rPr>
+            </w:pPr>
+            <w:r>
+              <w:rPr>
+                <w:b/>
+                <w:sz w:val="28"/>
+                <w:szCs w:val="28"/>
+                <w:lang w:val="it-IT"/>
+              </w:rPr>
+              <w:t>TB 2.</w:t>
+            </w:r>
+            <w:r>
+              <w:rPr>
+                <w:b/>
+                <w:sz w:val="28"/>
+                <w:szCs w:val="28"/>
+                <w:lang w:val="it-IT"/>
+              </w:rPr>
+              <w:t>4</w:t>
+            </w:r>
+            <w:r>
+              <w:rPr>
+                <w:b/>
+                <w:sz w:val="28"/>
+                <w:szCs w:val="28"/>
+                <w:lang w:val="it-IT"/>
+              </w:rPr>
+              <w:t>.6.3</w:t>
+            </w:r>
+          </w:p>
+          <w:p>
+            <w:pPr>
+              <w:spacing w:before="0" w:line="240" w:lineRule="auto"/>
+              <w:rPr>
+                <w:b/>
+                <w:sz w:val="28"/>
+                <w:szCs w:val="28"/>
+                <w:lang w:val="it-IT"/>
+              </w:rPr>
+            </w:pPr>
+            <w:r>
+              <w:rPr>
+                <w:b/>
+                <w:sz w:val="28"/>
+                <w:szCs w:val="28"/>
+                <w:lang w:val="it-IT"/>
+              </w:rPr>
+              <w:t>Line No. - 1</w:t>
+            </w:r>
+          </w:p>
+          <w:p>
+            <w:pPr>
+              <w:spacing w:before="0" w:line="240" w:lineRule="auto"/>
+              <w:rPr>
+                <w:sz w:val="28"/>
+                <w:szCs w:val="28"/>
+                <w:lang w:val="it-IT"/>
+              </w:rPr>
+            </w:pPr>
+            <w:r>
+              <w:rPr>
+                <w:b/>
+                <w:sz w:val="28"/>
+                <w:szCs w:val="28"/>
+                <w:lang w:val="it-IT"/>
+              </w:rPr>
+              <w:t>Dasini No - 53</w:t>
+            </w:r>
+          </w:p>
+        </w:tc>
+        <w:tc>
+          <w:tcPr>
+            <w:tcW w:w="5387" w:type="dxa"/>
+          </w:tcPr>
+          <w:p>
+            <w:pPr>
+              <w:spacing w:before="0" w:line="240" w:lineRule="auto"/>
+              <w:rPr>
+                <w:rFonts w:ascii="BRH Devanagari Extra" w:hAnsi="BRH Devanagari Extra" w:cs="BRH Devanagari Extra"/>
+                <w:sz w:val="36"/>
+                <w:szCs w:val="36"/>
+                <w:lang w:val="it-IT"/>
+              </w:rPr>
+            </w:pPr>
+            <w:r>
+              <w:rPr>
+                <w:rFonts w:ascii="BRH Malayalam Extra" w:hAnsi="BRH Malayalam Extra" w:cs="BRH Malayalam Extra"/>
+                <w:sz w:val="40"/>
+                <w:szCs w:val="40"/>
+                <w:lang w:val="it-IT"/>
+              </w:rPr>
+              <w:t>q£</w:t>
+            </w:r>
+            <w:r>
+              <w:rPr>
+                <w:rFonts w:ascii="BRH Malayalam Extra" w:hAnsi="BRH Malayalam Extra" w:cs="BRH Malayalam Extra"/>
+                <w:sz w:val="34"/>
+                <w:szCs w:val="40"/>
+                <w:lang w:val="it-IT"/>
+              </w:rPr>
+              <w:t>–</w:t>
+            </w:r>
+            <w:r>
+              <w:rPr>
+                <w:rFonts w:ascii="BRH Malayalam Extra" w:hAnsi="BRH Malayalam Extra" w:cs="BRH Malayalam Extra"/>
+                <w:sz w:val="40"/>
+                <w:szCs w:val="40"/>
+                <w:lang w:val="it-IT"/>
+              </w:rPr>
+              <w:t>Yû©Zû</w:t>
+            </w:r>
+            <w:r>
+              <w:rPr>
+                <w:rFonts w:ascii="BRH Malayalam Extra" w:hAnsi="BRH Malayalam Extra" w:cs="BRH Malayalam Extra"/>
+                <w:sz w:val="34"/>
+                <w:szCs w:val="40"/>
+                <w:lang w:val="it-IT"/>
+              </w:rPr>
+              <w:t>–</w:t>
+            </w:r>
+            <w:r>
+              <w:rPr>
+                <w:rFonts w:ascii="BRH Malayalam Extra" w:hAnsi="BRH Malayalam Extra" w:cs="BRH Malayalam Extra"/>
+                <w:sz w:val="40"/>
+                <w:szCs w:val="40"/>
+                <w:lang w:val="it-IT"/>
+              </w:rPr>
+              <w:t>i£</w:t>
+            </w:r>
+            <w:r>
+              <w:rPr>
+                <w:rFonts w:ascii="BRH Malayalam Extra" w:hAnsi="BRH Malayalam Extra" w:cs="BRH Malayalam Extra"/>
+                <w:sz w:val="40"/>
+                <w:szCs w:val="40"/>
+                <w:highlight w:val="yellow"/>
+                <w:lang w:val="it-IT"/>
+              </w:rPr>
+              <w:t>Z</w:t>
+            </w:r>
+            <w:r>
+              <w:rPr>
+                <w:rFonts w:ascii="BRH Malayalam Extra" w:hAnsi="BRH Malayalam Extra" w:cs="BRH Malayalam Extra"/>
+                <w:sz w:val="40"/>
+                <w:szCs w:val="40"/>
+                <w:lang w:val="it-IT"/>
+              </w:rPr>
+              <w:t>sõ</w:t>
+            </w:r>
+            <w:r>
+              <w:rPr>
+                <w:rFonts w:ascii="BRH Malayalam Extra" w:hAnsi="BRH Malayalam Extra" w:cs="BRH Malayalam Extra"/>
+                <w:sz w:val="34"/>
+                <w:szCs w:val="40"/>
+                <w:lang w:val="it-IT"/>
+              </w:rPr>
+              <w:t>–</w:t>
+            </w:r>
+            <w:r>
+              <w:rPr>
+                <w:rFonts w:ascii="BRH Malayalam Extra" w:hAnsi="BRH Malayalam Extra" w:cs="BRH Malayalam Extra"/>
+                <w:sz w:val="40"/>
+                <w:szCs w:val="40"/>
+                <w:lang w:val="it-IT"/>
+              </w:rPr>
+              <w:t xml:space="preserve"> ¥j | </w:t>
+            </w:r>
+          </w:p>
+        </w:tc>
+        <w:tc>
+          <w:tcPr>
+            <w:tcW w:w="5528" w:type="dxa"/>
+          </w:tcPr>
+          <w:p>
+            <w:pPr>
+              <w:spacing w:before="0" w:line="240" w:lineRule="auto"/>
+              <w:rPr>
+                <w:rFonts w:cs="Arial"/>
+                <w:sz w:val="36"/>
+                <w:szCs w:val="36"/>
+                <w:lang w:val="it-IT"/>
+              </w:rPr>
+            </w:pPr>
+            <w:r>
+              <w:rPr>
+                <w:rFonts w:ascii="BRH Malayalam Extra" w:hAnsi="BRH Malayalam Extra" w:cs="BRH Malayalam Extra"/>
+                <w:sz w:val="40"/>
+                <w:szCs w:val="40"/>
+                <w:lang w:val="it-IT"/>
+              </w:rPr>
+              <w:t>q£</w:t>
+            </w:r>
+            <w:r>
+              <w:rPr>
+                <w:rFonts w:ascii="BRH Malayalam Extra" w:hAnsi="BRH Malayalam Extra" w:cs="BRH Malayalam Extra"/>
+                <w:sz w:val="34"/>
+                <w:szCs w:val="40"/>
+                <w:lang w:val="it-IT"/>
+              </w:rPr>
+              <w:t>–</w:t>
+            </w:r>
+            <w:r>
+              <w:rPr>
+                <w:rFonts w:ascii="BRH Malayalam Extra" w:hAnsi="BRH Malayalam Extra" w:cs="BRH Malayalam Extra"/>
+                <w:sz w:val="40"/>
+                <w:szCs w:val="40"/>
+                <w:lang w:val="it-IT"/>
+              </w:rPr>
+              <w:t>Yû©Zû</w:t>
+            </w:r>
+            <w:r>
+              <w:rPr>
+                <w:rFonts w:ascii="BRH Malayalam Extra" w:hAnsi="BRH Malayalam Extra" w:cs="BRH Malayalam Extra"/>
+                <w:sz w:val="34"/>
+                <w:szCs w:val="40"/>
+                <w:lang w:val="it-IT"/>
+              </w:rPr>
+              <w:t>–</w:t>
+            </w:r>
+            <w:r>
+              <w:rPr>
+                <w:rFonts w:ascii="BRH Malayalam Extra" w:hAnsi="BRH Malayalam Extra" w:cs="BRH Malayalam Extra"/>
+                <w:sz w:val="40"/>
+                <w:szCs w:val="40"/>
+                <w:lang w:val="it-IT"/>
+              </w:rPr>
+              <w:t>i£</w:t>
+            </w:r>
+            <w:r>
+              <w:rPr>
+                <w:rFonts w:ascii="BRH Malayalam Extra" w:hAnsi="BRH Malayalam Extra" w:cs="BRH Malayalam Extra"/>
+                <w:sz w:val="40"/>
+                <w:szCs w:val="40"/>
+                <w:highlight w:val="green"/>
+                <w:lang w:val="it-IT"/>
+              </w:rPr>
+              <w:t>Z</w:t>
+            </w:r>
+            <w:r>
+              <w:rPr>
+                <w:rFonts w:ascii="BRH Malayalam Extra" w:hAnsi="BRH Malayalam Extra" w:cs="BRH Malayalam Extra"/>
+                <w:sz w:val="40"/>
+                <w:szCs w:val="40"/>
+                <w:lang w:val="it-IT"/>
+              </w:rPr>
+              <w:t>—sõ</w:t>
+            </w:r>
+            <w:r>
+              <w:rPr>
+                <w:rFonts w:ascii="BRH Malayalam Extra" w:hAnsi="BRH Malayalam Extra" w:cs="BRH Malayalam Extra"/>
+                <w:sz w:val="34"/>
+                <w:szCs w:val="40"/>
+                <w:lang w:val="it-IT"/>
+              </w:rPr>
+              <w:t>–</w:t>
+            </w:r>
+            <w:r>
+              <w:rPr>
+                <w:rFonts w:ascii="BRH Malayalam Extra" w:hAnsi="BRH Malayalam Extra" w:cs="BRH Malayalam Extra"/>
+                <w:sz w:val="40"/>
+                <w:szCs w:val="40"/>
+                <w:lang w:val="it-IT"/>
+              </w:rPr>
+              <w:t xml:space="preserve"> ¥j |</w:t>
+            </w:r>
+          </w:p>
+        </w:tc>
+      </w:tr>
+    </w:tbl>
+    <w:p>
+      <w:pPr>
+        <w:spacing w:before="0"/>
+        <w:jc w:val="center"/>
+        <w:rPr>
+          <w:b/>
+          <w:bCs/>
+          <w:sz w:val="32"/>
+          <w:szCs w:val="32"/>
+          <w:u w:val="single"/>
+          <w:lang w:val="en-IN"/>
+        </w:rPr>
+      </w:pPr>
+      <w:r>
+        <w:rPr>
+          <w:b/>
+          <w:bCs/>
+          <w:sz w:val="32"/>
+          <w:szCs w:val="32"/>
+          <w:u w:val="single"/>
+          <w:lang w:val="en-IN"/>
+        </w:rPr>
+        <w:t>=============</w:t>
+      </w:r>
+    </w:p>
+    <w:p>
+      <w:pPr>
+        <w:spacing w:before="0"/>
+        <w:jc w:val="center"/>
+        <w:rPr>
+          <w:b/>
+          <w:bCs/>
+          <w:sz w:val="32"/>
+          <w:szCs w:val="32"/>
+          <w:u w:val="single"/>
+          <w:lang w:val="en-IN"/>
+        </w:rPr>
+      </w:pPr>
+    </w:p>
+    <w:p>
+      <w:pPr>
+        <w:spacing w:before="0"/>
+        <w:jc w:val="center"/>
+        <w:rPr>
+          <w:b/>
+          <w:bCs/>
+          <w:sz w:val="32"/>
+          <w:szCs w:val="32"/>
+          <w:u w:val="single"/>
+          <w:lang w:val="en-IN"/>
+        </w:rPr>
+      </w:pPr>
+    </w:p>
+    <w:p>
+      <w:pPr>
+        <w:spacing w:before="0"/>
+        <w:jc w:val="center"/>
+        <w:rPr>
+          <w:b/>
+          <w:bCs/>
+          <w:sz w:val="32"/>
+          <w:szCs w:val="32"/>
+          <w:u w:val="single"/>
+          <w:lang w:val="en-IN"/>
+        </w:rPr>
+      </w:pPr>
+    </w:p>
+    <w:p>
+      <w:pPr>
+        <w:spacing w:before="0"/>
+        <w:jc w:val="center"/>
+        <w:rPr>
+          <w:b/>
+          <w:bCs/>
+          <w:sz w:val="32"/>
+          <w:szCs w:val="32"/>
+          <w:u w:val="single"/>
+          <w:lang w:val="en-IN"/>
+        </w:rPr>
+      </w:pPr>
+    </w:p>
+    <w:p>
+      <w:pPr>
+        <w:spacing w:before="0"/>
+        <w:jc w:val="center"/>
+        <w:rPr>
+          <w:b/>
+          <w:bCs/>
+          <w:sz w:val="32"/>
+          <w:szCs w:val="32"/>
+          <w:u w:val="single"/>
+          <w:lang w:val="en-IN"/>
+        </w:rPr>
+      </w:pPr>
+    </w:p>
+    <w:p>
+      <w:pPr>
+        <w:spacing w:before="0"/>
+        <w:jc w:val="center"/>
+        <w:rPr>
+          <w:b/>
+          <w:bCs/>
+          <w:sz w:val="32"/>
+          <w:szCs w:val="32"/>
+          <w:u w:val="single"/>
+        </w:rPr>
+      </w:pPr>
+      <w:r>
+        <w:rPr>
+          <w:b/>
+          <w:bCs/>
+          <w:sz w:val="32"/>
+          <w:szCs w:val="32"/>
+          <w:u w:val="single"/>
+        </w:rPr>
+        <w:t>TaittirIya BrAhmaNam TB 2.1 - 2.4  Book</w:t>
+      </w:r>
+      <w:r>
+        <w:rPr>
+          <w:b/>
+          <w:bCs/>
+          <w:sz w:val="32"/>
+          <w:szCs w:val="32"/>
+          <w:u w:val="single"/>
+        </w:rPr>
+        <w:t xml:space="preserve"> </w:t>
+      </w:r>
+    </w:p>
+    <w:p>
+      <w:pPr>
+        <w:spacing w:before="0"/>
+        <w:jc w:val="center"/>
+        <w:rPr>
+          <w:b/>
+          <w:bCs/>
+          <w:sz w:val="32"/>
+          <w:szCs w:val="32"/>
+          <w:u w:val="single"/>
+        </w:rPr>
+      </w:pPr>
+      <w:r>
+        <w:rPr>
+          <w:b/>
+          <w:bCs/>
+          <w:sz w:val="32"/>
+          <w:szCs w:val="32"/>
+          <w:u w:val="single"/>
+        </w:rPr>
+        <w:t xml:space="preserve">Malayalam </w:t>
+      </w:r>
+      <w:r>
+        <w:rPr>
+          <w:b/>
+          <w:bCs/>
+          <w:sz w:val="32"/>
+          <w:szCs w:val="32"/>
+          <w:u w:val="single"/>
+        </w:rPr>
+        <w:t>Corrections –</w:t>
+      </w:r>
+      <w:r>
+        <w:rPr>
+          <w:b/>
+          <w:bCs/>
+          <w:sz w:val="32"/>
+          <w:szCs w:val="32"/>
+          <w:u w:val="single"/>
+        </w:rPr>
+        <w:t xml:space="preserve"> </w:t>
+      </w:r>
+      <w:r>
+        <w:rPr>
+          <w:b/>
+          <w:bCs/>
+          <w:sz w:val="32"/>
+          <w:szCs w:val="32"/>
+          <w:u w:val="single"/>
+        </w:rPr>
+        <w:t xml:space="preserve">Observed till </w:t>
+      </w:r>
+      <w:r>
+        <w:rPr>
+          <w:b/>
+          <w:bCs/>
+          <w:sz w:val="32"/>
+          <w:szCs w:val="32"/>
+          <w:u w:val="single"/>
+        </w:rPr>
+        <w:t>30th June 2021</w:t>
+      </w:r>
+      <w:r>
+        <w:rPr>
+          <w:b/>
+          <w:bCs/>
+          <w:sz w:val="32"/>
+          <w:szCs w:val="32"/>
+          <w:u w:val="single"/>
+        </w:rPr>
+        <w:t xml:space="preserve"> </w:t>
+      </w:r>
+    </w:p>
+    <w:p>
+      <w:pPr>
+        <w:jc w:val="center"/>
+        <w:rPr>
+          <w:b/>
+          <w:bCs/>
+        </w:rPr>
+      </w:pPr>
+      <w:r>
+        <w:rPr>
+          <w:b/>
+          <w:bCs/>
+        </w:rPr>
+        <w:t xml:space="preserve">(ignore those which are already incorporated in your book’s version and date). </w:t>
+      </w:r>
+      <w:r>
+        <w:rPr>
+          <w:b/>
+          <w:bCs/>
+        </w:rPr>
+        <w:br/>
+        <w:t>Kindly refer to your Guru for the differences in Swaram marking between various sources.</w:t>
+      </w:r>
+    </w:p>
+    <w:tbl>
+      <w:tblPr>
+        <w:tblW w:w="14083" w:type="dxa"/>
+        <w:tblInd w:w="-792" w:type="dxa"/>
+        <w:tblBorders>
+          <w:top w:val="single" w:sz="4" w:space="0" w:color="000000"/>
+          <w:left w:val="single" w:sz="4" w:space="0" w:color="000000"/>
+          <w:bottom w:val="single" w:sz="4" w:space="0" w:color="000000"/>
+          <w:right w:val="single" w:sz="4" w:space="0" w:color="000000"/>
+          <w:insideH w:val="single" w:sz="4" w:space="0" w:color="000000"/>
+          <w:insideV w:val="single" w:sz="4" w:space="0" w:color="000000"/>
+        </w:tblBorders>
+        <w:tblLook w:val="04A0" w:firstRow="1" w:lastRow="0" w:firstColumn="1" w:lastColumn="0" w:noHBand="0" w:noVBand="1"/>
+      </w:tblPr>
+      <w:tblGrid>
+        <w:gridCol w:w="3168"/>
+        <w:gridCol w:w="5387"/>
+        <w:gridCol w:w="5528"/>
+      </w:tblGrid>
+      <w:tr>
+        <w:tc>
+          <w:tcPr>
+            <w:tcW w:w="3168" w:type="dxa"/>
+          </w:tcPr>
+          <w:p>
+            <w:pPr>
+              <w:spacing w:before="0" w:line="240" w:lineRule="auto"/>
+              <w:jc w:val="center"/>
+              <w:rPr>
+                <w:b/>
+                <w:bCs/>
+                <w:sz w:val="32"/>
+                <w:szCs w:val="32"/>
+              </w:rPr>
+            </w:pPr>
+            <w:r>
+              <w:rPr>
+                <w:b/>
+                <w:bCs/>
+                <w:sz w:val="32"/>
+                <w:szCs w:val="32"/>
+              </w:rPr>
+              <w:t>Section, Paragraph</w:t>
+            </w:r>
+          </w:p>
+          <w:p>
+            <w:pPr>
+              <w:spacing w:before="0" w:line="240" w:lineRule="auto"/>
+              <w:jc w:val="center"/>
+              <w:rPr>
+                <w:b/>
+                <w:bCs/>
+                <w:sz w:val="32"/>
+                <w:szCs w:val="32"/>
+              </w:rPr>
+            </w:pPr>
+            <w:r>
+              <w:rPr>
+                <w:b/>
+                <w:bCs/>
+                <w:sz w:val="32"/>
+                <w:szCs w:val="32"/>
+              </w:rPr>
+              <w:t>Reference</w:t>
+            </w:r>
+          </w:p>
+        </w:tc>
+        <w:tc>
+          <w:tcPr>
+            <w:tcW w:w="5387" w:type="dxa"/>
+          </w:tcPr>
+          <w:p>
+            <w:pPr>
+              <w:spacing w:before="0" w:line="240" w:lineRule="auto"/>
+              <w:jc w:val="center"/>
+              <w:rPr>
+                <w:b/>
+                <w:bCs/>
+                <w:sz w:val="32"/>
+                <w:szCs w:val="32"/>
+              </w:rPr>
+            </w:pPr>
+            <w:r>
+              <w:rPr>
+                <w:b/>
+                <w:bCs/>
+                <w:sz w:val="32"/>
+                <w:szCs w:val="32"/>
+              </w:rPr>
+              <w:t>As Printed</w:t>
+            </w:r>
+          </w:p>
+        </w:tc>
+        <w:tc>
+          <w:tcPr>
+            <w:tcW w:w="5528" w:type="dxa"/>
+          </w:tcPr>
+          <w:p>
+            <w:pPr>
+              <w:spacing w:before="0" w:line="240" w:lineRule="auto"/>
+              <w:ind w:right="-18"/>
+              <w:jc w:val="center"/>
+              <w:rPr>
+                <w:b/>
+                <w:bCs/>
+                <w:sz w:val="32"/>
+                <w:szCs w:val="32"/>
+              </w:rPr>
+            </w:pPr>
+            <w:r>
+              <w:rPr>
+                <w:b/>
+                <w:bCs/>
+                <w:sz w:val="32"/>
+                <w:szCs w:val="32"/>
+              </w:rPr>
+              <w:t>To be read as or corrected as</w:t>
+            </w:r>
+          </w:p>
+          <w:p>
+            <w:pPr>
+              <w:spacing w:before="0" w:line="240" w:lineRule="auto"/>
+              <w:ind w:right="-18"/>
+              <w:jc w:val="center"/>
+              <w:rPr>
+                <w:b/>
+                <w:bCs/>
+                <w:sz w:val="32"/>
+                <w:szCs w:val="32"/>
+              </w:rPr>
+            </w:pPr>
+            <w:r>
+              <w:rPr>
+                <w:b/>
+                <w:bCs/>
+                <w:sz w:val="32"/>
+                <w:szCs w:val="32"/>
+              </w:rPr>
+              <w:t>(Comments and analysis)</w:t>
+            </w:r>
+          </w:p>
+        </w:tc>
+      </w:tr>
+      <w:tr>
+        <w:trPr>
+          <w:trHeight w:val="929"/>
+        </w:trPr>
+        <w:tc>
+          <w:tcPr>
+            <w:tcW w:w="3168" w:type="dxa"/>
+          </w:tcPr>
+          <w:p>
+            <w:pPr>
+              <w:spacing w:before="0" w:line="240" w:lineRule="auto"/>
+              <w:rPr>
+                <w:b/>
+                <w:sz w:val="28"/>
+                <w:szCs w:val="28"/>
+                <w:lang w:val="it-IT"/>
+              </w:rPr>
+            </w:pPr>
             <w:r>
               <w:rPr>
                 <w:b/>
@@ -3197,6 +3729,7 @@
                 <w:szCs w:val="28"/>
                 <w:lang w:val="it-IT"/>
               </w:rPr>
+              <w:lastRenderedPageBreak/>
               <w:t>TB 2.2.5.4</w:t>
             </w:r>
           </w:p>
@@ -5551,6 +6084,7 @@
                 <w:szCs w:val="28"/>
                 <w:lang w:val="it-IT"/>
               </w:rPr>
+              <w:lastRenderedPageBreak/>
               <w:t>TB 2.4.8.1</w:t>
             </w:r>
           </w:p>
@@ -5787,16 +6321,7 @@
           <w:bCs/>
           <w:sz w:val="32"/>
         </w:rPr>
-        <w:t xml:space="preserve">replaced </w:t>
-      </w:r>
-      <w:proofErr w:type="gramStart"/>
-      <w:r>
-        <w:rPr>
-          <w:b/>
-          <w:bCs/>
-          <w:sz w:val="32"/>
-        </w:rPr>
-        <w:t>with</w:t>
+        <w:t>replaced with</w:t>
       </w:r>
       <w:r>
         <w:rPr>
@@ -5816,46 +6341,15 @@
           <w:szCs w:val="40"/>
           <w:lang w:val="en-IN" w:eastAsia="en-IN"/>
         </w:rPr>
-        <w:t>"</w:t>
-      </w:r>
-      <w:proofErr w:type="gramEnd"/>
-      <w:r>
-        <w:rPr>
-          <w:rFonts w:ascii="BRH Malayalam" w:hAnsi="BRH Malayalam" w:cs="BRH Malayalam"/>
-          <w:color w:val="000000"/>
-          <w:sz w:val="40"/>
-          <w:szCs w:val="40"/>
-          <w:lang w:val="en-IN" w:eastAsia="en-IN"/>
-        </w:rPr>
-        <w:t>q§T</w:t>
-      </w:r>
-      <w:proofErr w:type="gramStart"/>
-      <w:r>
-        <w:rPr>
-          <w:rFonts w:ascii="BRH Malayalam" w:hAnsi="BRH Malayalam" w:cs="BRH Malayalam"/>
-          <w:color w:val="000000"/>
-          <w:sz w:val="40"/>
-          <w:szCs w:val="40"/>
-          <w:lang w:val="en-IN" w:eastAsia="en-IN"/>
-        </w:rPr>
-        <w:t xml:space="preserve">"  </w:t>
-      </w:r>
-      <w:r>
-        <w:rPr>
-          <w:b/>
-          <w:bCs/>
-          <w:sz w:val="32"/>
-        </w:rPr>
-        <w:t>wherever</w:t>
-      </w:r>
-      <w:proofErr w:type="gramEnd"/>
-      <w:r>
-        <w:rPr>
-          <w:b/>
-          <w:bCs/>
-          <w:sz w:val="32"/>
-        </w:rPr>
-        <w:t xml:space="preserve"> applicable</w:t>
+        <w:t xml:space="preserve">"q§T"  </w:t>
+      </w:r>
+      <w:r>
+        <w:rPr>
+          <w:b/>
+          <w:bCs/>
+          <w:sz w:val="32"/>
+        </w:rPr>
+        <w:t>wherever applicable</w:t>
       </w:r>
     </w:p>
     <w:p>
@@ -5992,7 +6486,6 @@
           <w:szCs w:val="32"/>
           <w:u w:val="single"/>
         </w:rPr>
-        <w:lastRenderedPageBreak/>
         <w:t xml:space="preserve">TaittirIya BrAhmaNam TB </w:t>
       </w:r>
       <w:r>
@@ -6055,7 +6548,6 @@
         </w:rPr>
         <w:t xml:space="preserve"> </w:t>
       </w:r>
-      <w:proofErr w:type="gramStart"/>
       <w:r>
         <w:rPr>
           <w:b/>
@@ -6096,7 +6588,6 @@
         </w:rPr>
         <w:t xml:space="preserve">  Book</w:t>
       </w:r>
-      <w:proofErr w:type="gramEnd"/>
       <w:r>
         <w:rPr>
           <w:b/>
@@ -6651,6 +7142,7 @@
                 <w:sz w:val="28"/>
                 <w:szCs w:val="28"/>
               </w:rPr>
+              <w:lastRenderedPageBreak/>
               <w:t>TB 2.2.4.3 Dasini 9</w:t>
             </w:r>
           </w:p>
@@ -7833,7 +8325,6 @@
                 <w:sz w:val="28"/>
                 <w:szCs w:val="28"/>
               </w:rPr>
-              <w:lastRenderedPageBreak/>
               <w:t xml:space="preserve">TB </w:t>
             </w:r>
             <w:r>
@@ -8558,6 +9049,7 @@
           <w:sz w:val="32"/>
           <w:szCs w:val="32"/>
         </w:rPr>
+        <w:lastRenderedPageBreak/>
         <w:t>Wherever “…</w:t>
       </w:r>
       <w:r>
@@ -8588,29 +9080,7 @@
           <w:szCs w:val="40"/>
           <w:lang w:bidi="ml-IN"/>
         </w:rPr>
-        <w:t xml:space="preserve">” </w:t>
-      </w:r>
-      <w:proofErr w:type="gramStart"/>
-      <w:r>
-        <w:rPr>
-          <w:rFonts w:ascii="Times New Roman" w:hAnsi="Times New Roman" w:cs="Times New Roman"/>
-          <w:color w:val="000000"/>
-          <w:sz w:val="40"/>
-          <w:szCs w:val="40"/>
-          <w:lang w:bidi="ml-IN"/>
-        </w:rPr>
-        <w:t>appearing ,</w:t>
-      </w:r>
-      <w:proofErr w:type="gramEnd"/>
-      <w:r>
-        <w:rPr>
-          <w:rFonts w:ascii="Times New Roman" w:hAnsi="Times New Roman" w:cs="Times New Roman"/>
-          <w:color w:val="000000"/>
-          <w:sz w:val="40"/>
-          <w:szCs w:val="40"/>
-          <w:lang w:bidi="ml-IN"/>
-        </w:rPr>
-        <w:t xml:space="preserve"> it is represented as “…</w:t>
+        <w:t>” appearing , it is represented as “…</w:t>
       </w:r>
       <w:r>
         <w:rPr>
@@ -8747,18 +9217,7 @@
           <w:szCs w:val="40"/>
           <w:lang w:bidi="ml-IN"/>
         </w:rPr>
-        <w:t xml:space="preserve"> represented </w:t>
-      </w:r>
-      <w:proofErr w:type="gramStart"/>
-      <w:r>
-        <w:rPr>
-          <w:rFonts w:ascii="Times New Roman" w:hAnsi="Times New Roman" w:cs="Times New Roman"/>
-          <w:color w:val="000000"/>
-          <w:sz w:val="40"/>
-          <w:szCs w:val="40"/>
-          <w:lang w:bidi="ml-IN"/>
-        </w:rPr>
-        <w:t xml:space="preserve">as  </w:t>
+        <w:t xml:space="preserve"> represented as  </w:t>
       </w:r>
       <w:r>
         <w:rPr>
@@ -8804,7 +9263,6 @@
         </w:rPr>
         <w:t>Æ</w:t>
       </w:r>
-      <w:proofErr w:type="gramEnd"/>
       <w:r>
         <w:rPr>
           <w:rFonts w:ascii="BRH Malayalam Extra" w:hAnsi="BRH Malayalam Extra" w:cs="BRH Malayalam Extra"/>
@@ -8892,7 +9350,6 @@
         </w:rPr>
         <w:t xml:space="preserve"> </w:t>
       </w:r>
-      <w:proofErr w:type="gramStart"/>
       <w:r>
         <w:rPr>
           <w:b/>
@@ -8903,7 +9360,6 @@
         </w:rPr>
         <w:t>2.4  Book</w:t>
       </w:r>
-      <w:proofErr w:type="gramEnd"/>
       <w:r>
         <w:rPr>
           <w:b/>
